--- a/Lucrare_Teoretica_Licenta_Albu_Mihai.docx
+++ b/Lucrare_Teoretica_Licenta_Albu_Mihai.docx
@@ -7,9 +7,13 @@
         <w:spacing w:after="230" w:line="312" w:lineRule="auto"/>
         <w:ind w:left="0" w:right="0" w:firstLine="0"/>
         <w:jc w:val="center"/>
-      </w:pPr>
-      <w:r>
-        <w:rPr>
+        <w:rPr>
+          <w:rFonts w:ascii="Times New Roman" w:hAnsi="Times New Roman" w:cs="Times New Roman"/>
+        </w:rPr>
+      </w:pPr>
+      <w:r>
+        <w:rPr>
+          <w:rFonts w:ascii="Times New Roman" w:hAnsi="Times New Roman" w:cs="Times New Roman"/>
           <w:b/>
           <w:sz w:val="36"/>
         </w:rPr>
@@ -21,9 +25,13 @@
         <w:spacing w:after="231" w:line="312" w:lineRule="auto"/>
         <w:ind w:right="7"/>
         <w:jc w:val="center"/>
-      </w:pPr>
-      <w:r>
-        <w:rPr>
+        <w:rPr>
+          <w:rFonts w:ascii="Times New Roman" w:hAnsi="Times New Roman" w:cs="Times New Roman"/>
+        </w:rPr>
+      </w:pPr>
+      <w:r>
+        <w:rPr>
+          <w:rFonts w:ascii="Times New Roman" w:hAnsi="Times New Roman" w:cs="Times New Roman"/>
           <w:b/>
           <w:sz w:val="36"/>
         </w:rPr>
@@ -35,9 +43,13 @@
         <w:spacing w:after="231" w:line="312" w:lineRule="auto"/>
         <w:ind w:left="0" w:right="0" w:firstLine="0"/>
         <w:jc w:val="left"/>
-      </w:pPr>
-      <w:r>
-        <w:rPr>
+        <w:rPr>
+          <w:rFonts w:ascii="Times New Roman" w:hAnsi="Times New Roman" w:cs="Times New Roman"/>
+        </w:rPr>
+      </w:pPr>
+      <w:r>
+        <w:rPr>
+          <w:rFonts w:ascii="Times New Roman" w:hAnsi="Times New Roman" w:cs="Times New Roman"/>
           <w:b/>
           <w:sz w:val="36"/>
         </w:rPr>
@@ -49,9 +61,13 @@
         <w:spacing w:after="231" w:line="312" w:lineRule="auto"/>
         <w:ind w:right="6"/>
         <w:jc w:val="center"/>
-      </w:pPr>
-      <w:r>
-        <w:rPr>
+        <w:rPr>
+          <w:rFonts w:ascii="Times New Roman" w:hAnsi="Times New Roman" w:cs="Times New Roman"/>
+        </w:rPr>
+      </w:pPr>
+      <w:r>
+        <w:rPr>
+          <w:rFonts w:ascii="Times New Roman" w:hAnsi="Times New Roman" w:cs="Times New Roman"/>
           <w:b/>
           <w:sz w:val="36"/>
         </w:rPr>
@@ -64,6 +80,7 @@
         <w:ind w:left="0" w:right="0" w:firstLine="0"/>
         <w:jc w:val="center"/>
         <w:rPr>
+          <w:rFonts w:ascii="Times New Roman" w:hAnsi="Times New Roman" w:cs="Times New Roman"/>
           <w:b/>
           <w:sz w:val="72"/>
           <w:szCs w:val="72"/>
@@ -76,12 +93,14 @@
         <w:ind w:left="0" w:right="0" w:firstLine="0"/>
         <w:jc w:val="center"/>
         <w:rPr>
+          <w:rFonts w:ascii="Times New Roman" w:hAnsi="Times New Roman" w:cs="Times New Roman"/>
           <w:sz w:val="72"/>
           <w:szCs w:val="72"/>
         </w:rPr>
       </w:pPr>
       <w:r>
         <w:rPr>
+          <w:rFonts w:ascii="Times New Roman" w:hAnsi="Times New Roman" w:cs="Times New Roman"/>
           <w:b/>
           <w:sz w:val="72"/>
           <w:szCs w:val="72"/>
@@ -94,6 +113,7 @@
         <w:spacing w:after="230" w:line="312" w:lineRule="auto"/>
         <w:ind w:left="0" w:right="0" w:firstLine="0"/>
         <w:rPr>
+          <w:rFonts w:ascii="Times New Roman" w:hAnsi="Times New Roman" w:cs="Times New Roman"/>
           <w:sz w:val="36"/>
           <w:szCs w:val="36"/>
         </w:rPr>
@@ -104,6 +124,7 @@
         <w:spacing w:after="230" w:line="312" w:lineRule="auto"/>
         <w:ind w:left="0" w:right="0" w:firstLine="0"/>
         <w:rPr>
+          <w:rFonts w:ascii="Times New Roman" w:hAnsi="Times New Roman" w:cs="Times New Roman"/>
           <w:sz w:val="36"/>
           <w:szCs w:val="36"/>
         </w:rPr>
@@ -114,6 +135,7 @@
         <w:spacing w:after="230" w:line="312" w:lineRule="auto"/>
         <w:ind w:left="0" w:right="0" w:firstLine="0"/>
         <w:rPr>
+          <w:rFonts w:ascii="Times New Roman" w:hAnsi="Times New Roman" w:cs="Times New Roman"/>
           <w:sz w:val="36"/>
           <w:szCs w:val="36"/>
         </w:rPr>
@@ -124,9 +146,13 @@
         <w:spacing w:after="230" w:line="312" w:lineRule="auto"/>
         <w:ind w:left="0" w:right="0" w:firstLine="0"/>
         <w:jc w:val="center"/>
-      </w:pPr>
-      <w:r>
-        <w:rPr>
+        <w:rPr>
+          <w:rFonts w:ascii="Times New Roman" w:hAnsi="Times New Roman" w:cs="Times New Roman"/>
+        </w:rPr>
+      </w:pPr>
+      <w:r>
+        <w:rPr>
+          <w:rFonts w:ascii="Times New Roman" w:hAnsi="Times New Roman" w:cs="Times New Roman"/>
           <w:sz w:val="32"/>
         </w:rPr>
         <w:t>Coordonator științific                                                     Absolvent</w:t>
@@ -138,12 +164,14 @@
         <w:ind w:left="0" w:right="0" w:firstLine="0"/>
         <w:jc w:val="center"/>
         <w:rPr>
+          <w:rFonts w:ascii="Times New Roman" w:hAnsi="Times New Roman" w:cs="Times New Roman"/>
           <w:b/>
           <w:sz w:val="32"/>
         </w:rPr>
       </w:pPr>
       <w:r>
         <w:rPr>
+          <w:rFonts w:ascii="Times New Roman" w:hAnsi="Times New Roman" w:cs="Times New Roman"/>
           <w:b/>
           <w:sz w:val="32"/>
         </w:rPr>
@@ -151,6 +179,7 @@
       </w:r>
       <w:r>
         <w:rPr>
+          <w:rFonts w:ascii="Times New Roman" w:hAnsi="Times New Roman" w:cs="Times New Roman"/>
           <w:b/>
           <w:sz w:val="32"/>
         </w:rPr>
@@ -158,6 +187,7 @@
       </w:r>
       <w:r>
         <w:rPr>
+          <w:rFonts w:ascii="Times New Roman" w:hAnsi="Times New Roman" w:cs="Times New Roman"/>
           <w:b/>
           <w:sz w:val="32"/>
         </w:rPr>
@@ -165,6 +195,7 @@
       </w:r>
       <w:r>
         <w:rPr>
+          <w:rFonts w:ascii="Times New Roman" w:hAnsi="Times New Roman" w:cs="Times New Roman"/>
           <w:b/>
           <w:sz w:val="32"/>
         </w:rPr>
@@ -172,6 +203,7 @@
       </w:r>
       <w:r>
         <w:rPr>
+          <w:rFonts w:ascii="Times New Roman" w:hAnsi="Times New Roman" w:cs="Times New Roman"/>
           <w:b/>
           <w:sz w:val="32"/>
         </w:rPr>
@@ -179,6 +211,7 @@
       </w:r>
       <w:r>
         <w:rPr>
+          <w:rFonts w:ascii="Times New Roman" w:hAnsi="Times New Roman" w:cs="Times New Roman"/>
           <w:b/>
           <w:sz w:val="32"/>
         </w:rPr>
@@ -194,6 +227,7 @@
         <w:ind w:left="0" w:right="0" w:firstLine="0"/>
         <w:jc w:val="left"/>
         <w:rPr>
+          <w:rFonts w:ascii="Times New Roman" w:hAnsi="Times New Roman" w:cs="Times New Roman"/>
           <w:b/>
           <w:sz w:val="32"/>
         </w:rPr>
@@ -208,6 +242,7 @@
         <w:ind w:left="0" w:right="0" w:firstLine="0"/>
         <w:jc w:val="left"/>
         <w:rPr>
+          <w:rFonts w:ascii="Times New Roman" w:hAnsi="Times New Roman" w:cs="Times New Roman"/>
           <w:b/>
           <w:sz w:val="32"/>
         </w:rPr>
@@ -222,6 +257,7 @@
         <w:ind w:left="0" w:right="0" w:firstLine="0"/>
         <w:jc w:val="left"/>
         <w:rPr>
+          <w:rFonts w:ascii="Times New Roman" w:hAnsi="Times New Roman" w:cs="Times New Roman"/>
           <w:b/>
           <w:sz w:val="32"/>
         </w:rPr>
@@ -236,6 +272,7 @@
         <w:ind w:left="0" w:right="0" w:firstLine="0"/>
         <w:jc w:val="left"/>
         <w:rPr>
+          <w:rFonts w:ascii="Times New Roman" w:hAnsi="Times New Roman" w:cs="Times New Roman"/>
           <w:b/>
           <w:sz w:val="32"/>
         </w:rPr>
@@ -250,6 +287,7 @@
         <w:ind w:left="0" w:right="0" w:firstLine="0"/>
         <w:jc w:val="center"/>
         <w:rPr>
+          <w:rFonts w:ascii="Times New Roman" w:hAnsi="Times New Roman" w:cs="Times New Roman"/>
           <w:b/>
           <w:sz w:val="28"/>
           <w:szCs w:val="28"/>
@@ -257,6 +295,7 @@
       </w:pPr>
       <w:r>
         <w:rPr>
+          <w:rFonts w:ascii="Times New Roman" w:hAnsi="Times New Roman" w:cs="Times New Roman"/>
           <w:b/>
           <w:sz w:val="28"/>
           <w:szCs w:val="28"/>
@@ -273,6 +312,7 @@
         <w:ind w:left="0" w:right="0" w:firstLine="0"/>
         <w:jc w:val="center"/>
         <w:rPr>
+          <w:rFonts w:ascii="Times New Roman" w:hAnsi="Times New Roman" w:cs="Times New Roman"/>
           <w:b/>
           <w:sz w:val="28"/>
           <w:szCs w:val="28"/>
@@ -280,6 +320,7 @@
       </w:pPr>
       <w:r>
         <w:rPr>
+          <w:rFonts w:ascii="Times New Roman" w:hAnsi="Times New Roman" w:cs="Times New Roman"/>
           <w:b/>
           <w:sz w:val="28"/>
           <w:szCs w:val="28"/>
@@ -292,9 +333,13 @@
         <w:spacing w:after="230" w:line="312" w:lineRule="auto"/>
         <w:ind w:left="0" w:right="0" w:firstLine="0"/>
         <w:jc w:val="center"/>
-      </w:pPr>
-      <w:r>
-        <w:rPr>
+        <w:rPr>
+          <w:rFonts w:ascii="Times New Roman" w:hAnsi="Times New Roman" w:cs="Times New Roman"/>
+        </w:rPr>
+      </w:pPr>
+      <w:r>
+        <w:rPr>
+          <w:rFonts w:ascii="Times New Roman" w:hAnsi="Times New Roman" w:cs="Times New Roman"/>
           <w:b/>
           <w:sz w:val="36"/>
         </w:rPr>
@@ -307,9 +352,13 @@
         <w:spacing w:after="231" w:line="312" w:lineRule="auto"/>
         <w:ind w:right="7"/>
         <w:jc w:val="center"/>
-      </w:pPr>
-      <w:r>
-        <w:rPr>
+        <w:rPr>
+          <w:rFonts w:ascii="Times New Roman" w:hAnsi="Times New Roman" w:cs="Times New Roman"/>
+        </w:rPr>
+      </w:pPr>
+      <w:r>
+        <w:rPr>
+          <w:rFonts w:ascii="Times New Roman" w:hAnsi="Times New Roman" w:cs="Times New Roman"/>
           <w:b/>
           <w:sz w:val="36"/>
         </w:rPr>
@@ -321,9 +370,13 @@
         <w:spacing w:after="231" w:line="312" w:lineRule="auto"/>
         <w:ind w:left="0" w:right="0" w:firstLine="0"/>
         <w:jc w:val="left"/>
-      </w:pPr>
-      <w:r>
-        <w:rPr>
+        <w:rPr>
+          <w:rFonts w:ascii="Times New Roman" w:hAnsi="Times New Roman" w:cs="Times New Roman"/>
+        </w:rPr>
+      </w:pPr>
+      <w:r>
+        <w:rPr>
+          <w:rFonts w:ascii="Times New Roman" w:hAnsi="Times New Roman" w:cs="Times New Roman"/>
           <w:b/>
           <w:sz w:val="36"/>
         </w:rPr>
@@ -335,9 +388,13 @@
         <w:spacing w:after="231" w:line="312" w:lineRule="auto"/>
         <w:ind w:right="6"/>
         <w:jc w:val="center"/>
-      </w:pPr>
-      <w:r>
-        <w:rPr>
+        <w:rPr>
+          <w:rFonts w:ascii="Times New Roman" w:hAnsi="Times New Roman" w:cs="Times New Roman"/>
+        </w:rPr>
+      </w:pPr>
+      <w:r>
+        <w:rPr>
+          <w:rFonts w:ascii="Times New Roman" w:hAnsi="Times New Roman" w:cs="Times New Roman"/>
           <w:b/>
           <w:sz w:val="36"/>
         </w:rPr>
@@ -350,6 +407,7 @@
         <w:ind w:left="0" w:right="0" w:firstLine="0"/>
         <w:jc w:val="center"/>
         <w:rPr>
+          <w:rFonts w:ascii="Times New Roman" w:hAnsi="Times New Roman" w:cs="Times New Roman"/>
           <w:b/>
           <w:sz w:val="60"/>
           <w:szCs w:val="60"/>
@@ -362,6 +420,7 @@
         <w:ind w:left="0" w:right="0" w:firstLine="0"/>
         <w:jc w:val="center"/>
         <w:rPr>
+          <w:rFonts w:ascii="Times New Roman" w:hAnsi="Times New Roman" w:cs="Times New Roman"/>
           <w:b/>
           <w:sz w:val="72"/>
           <w:szCs w:val="72"/>
@@ -369,6 +428,7 @@
       </w:pPr>
       <w:r>
         <w:rPr>
+          <w:rFonts w:ascii="Times New Roman" w:hAnsi="Times New Roman" w:cs="Times New Roman"/>
           <w:b/>
           <w:sz w:val="72"/>
           <w:szCs w:val="72"/>
@@ -382,6 +442,7 @@
         <w:ind w:left="0" w:right="0" w:firstLine="0"/>
         <w:jc w:val="center"/>
         <w:rPr>
+          <w:rFonts w:ascii="Times New Roman" w:hAnsi="Times New Roman" w:cs="Times New Roman"/>
           <w:b/>
           <w:sz w:val="60"/>
           <w:szCs w:val="60"/>
@@ -393,9 +454,13 @@
         <w:spacing w:after="230" w:line="312" w:lineRule="auto"/>
         <w:ind w:left="0" w:right="0" w:firstLine="0"/>
         <w:jc w:val="center"/>
-      </w:pPr>
-      <w:r>
-        <w:rPr>
+        <w:rPr>
+          <w:rFonts w:ascii="Times New Roman" w:hAnsi="Times New Roman" w:cs="Times New Roman"/>
+        </w:rPr>
+      </w:pPr>
+      <w:r>
+        <w:rPr>
+          <w:rFonts w:ascii="Times New Roman" w:hAnsi="Times New Roman" w:cs="Times New Roman"/>
           <w:sz w:val="32"/>
         </w:rPr>
         <w:t>Coordonator științific                                                     Absolvent</w:t>
@@ -407,12 +472,14 @@
         <w:ind w:left="0" w:right="0" w:firstLine="0"/>
         <w:jc w:val="center"/>
         <w:rPr>
+          <w:rFonts w:ascii="Times New Roman" w:hAnsi="Times New Roman" w:cs="Times New Roman"/>
           <w:b/>
           <w:sz w:val="32"/>
         </w:rPr>
       </w:pPr>
       <w:r>
         <w:rPr>
+          <w:rFonts w:ascii="Times New Roman" w:hAnsi="Times New Roman" w:cs="Times New Roman"/>
           <w:b/>
           <w:sz w:val="32"/>
         </w:rPr>
@@ -420,6 +487,7 @@
       </w:r>
       <w:r>
         <w:rPr>
+          <w:rFonts w:ascii="Times New Roman" w:hAnsi="Times New Roman" w:cs="Times New Roman"/>
           <w:b/>
           <w:sz w:val="32"/>
         </w:rPr>
@@ -427,6 +495,7 @@
       </w:r>
       <w:r>
         <w:rPr>
+          <w:rFonts w:ascii="Times New Roman" w:hAnsi="Times New Roman" w:cs="Times New Roman"/>
           <w:b/>
           <w:sz w:val="32"/>
         </w:rPr>
@@ -434,6 +503,7 @@
       </w:r>
       <w:r>
         <w:rPr>
+          <w:rFonts w:ascii="Times New Roman" w:hAnsi="Times New Roman" w:cs="Times New Roman"/>
           <w:b/>
           <w:sz w:val="32"/>
         </w:rPr>
@@ -441,6 +511,7 @@
       </w:r>
       <w:r>
         <w:rPr>
+          <w:rFonts w:ascii="Times New Roman" w:hAnsi="Times New Roman" w:cs="Times New Roman"/>
           <w:b/>
           <w:sz w:val="32"/>
         </w:rPr>
@@ -448,6 +519,7 @@
       </w:r>
       <w:r>
         <w:rPr>
+          <w:rFonts w:ascii="Times New Roman" w:hAnsi="Times New Roman" w:cs="Times New Roman"/>
           <w:b/>
           <w:sz w:val="32"/>
         </w:rPr>
@@ -463,6 +535,7 @@
         <w:ind w:left="0" w:right="0" w:firstLine="0"/>
         <w:jc w:val="left"/>
         <w:rPr>
+          <w:rFonts w:ascii="Times New Roman" w:hAnsi="Times New Roman" w:cs="Times New Roman"/>
           <w:b/>
           <w:sz w:val="32"/>
         </w:rPr>
@@ -477,6 +550,7 @@
         <w:ind w:left="0" w:right="0" w:firstLine="0"/>
         <w:jc w:val="center"/>
         <w:rPr>
+          <w:rFonts w:ascii="Times New Roman" w:hAnsi="Times New Roman" w:cs="Times New Roman"/>
           <w:b/>
           <w:sz w:val="28"/>
           <w:szCs w:val="28"/>
@@ -484,6 +558,7 @@
       </w:pPr>
       <w:r>
         <w:rPr>
+          <w:rFonts w:ascii="Times New Roman" w:hAnsi="Times New Roman" w:cs="Times New Roman"/>
           <w:b/>
           <w:sz w:val="28"/>
           <w:szCs w:val="28"/>
@@ -500,6 +575,7 @@
         <w:ind w:left="0" w:right="0" w:firstLine="0"/>
         <w:jc w:val="center"/>
         <w:rPr>
+          <w:rFonts w:ascii="Times New Roman" w:hAnsi="Times New Roman" w:cs="Times New Roman"/>
           <w:b/>
           <w:sz w:val="28"/>
           <w:szCs w:val="28"/>
@@ -507,6 +583,7 @@
       </w:pPr>
       <w:r>
         <w:rPr>
+          <w:rFonts w:ascii="Times New Roman" w:hAnsi="Times New Roman" w:cs="Times New Roman"/>
           <w:b/>
           <w:sz w:val="28"/>
           <w:szCs w:val="28"/>
@@ -575,7 +652,7 @@
           <w:r>
             <w:fldChar w:fldCharType="separate"/>
           </w:r>
-          <w:hyperlink w:anchor="_Toc232764811" w:history="1">
+          <w:hyperlink w:anchor="_Toc233103607" w:history="1">
             <w:r>
               <w:rPr>
                 <w:rStyle w:val="Hyperlink"/>
@@ -605,7 +682,7 @@
                 <w:noProof/>
                 <w:webHidden/>
               </w:rPr>
-              <w:instrText xml:space="preserve"> PAGEREF _Toc232764811 \h </w:instrText>
+              <w:instrText xml:space="preserve"> PAGEREF _Toc233103607 \h </w:instrText>
             </w:r>
             <w:r>
               <w:rPr>
@@ -650,7 +727,7 @@
               <w:lang w:val="en-US"/>
             </w:rPr>
           </w:pPr>
-          <w:hyperlink w:anchor="_Toc232764812" w:history="1">
+          <w:hyperlink w:anchor="_Toc233103608" w:history="1">
             <w:r>
               <w:rPr>
                 <w:rStyle w:val="Hyperlink"/>
@@ -680,7 +757,7 @@
                 <w:noProof/>
                 <w:webHidden/>
               </w:rPr>
-              <w:instrText xml:space="preserve"> PAGEREF _Toc232764812 \h </w:instrText>
+              <w:instrText xml:space="preserve"> PAGEREF _Toc233103608 \h </w:instrText>
             </w:r>
             <w:r>
               <w:rPr>
@@ -727,7 +804,7 @@
               <w14:ligatures w14:val="standardContextual"/>
             </w:rPr>
           </w:pPr>
-          <w:hyperlink w:anchor="_Toc232764813" w:history="1">
+          <w:hyperlink w:anchor="_Toc233103609" w:history="1">
             <w:r>
               <w:rPr>
                 <w:rStyle w:val="Hyperlink"/>
@@ -757,7 +834,7 @@
                 <w:noProof/>
                 <w:webHidden/>
               </w:rPr>
-              <w:instrText xml:space="preserve"> PAGEREF _Toc232764813 \h </w:instrText>
+              <w:instrText xml:space="preserve"> PAGEREF _Toc233103609 \h </w:instrText>
             </w:r>
             <w:r>
               <w:rPr>
@@ -804,7 +881,7 @@
               <w14:ligatures w14:val="standardContextual"/>
             </w:rPr>
           </w:pPr>
-          <w:hyperlink w:anchor="_Toc232764814" w:history="1">
+          <w:hyperlink w:anchor="_Toc233103610" w:history="1">
             <w:r>
               <w:rPr>
                 <w:rStyle w:val="Hyperlink"/>
@@ -834,7 +911,7 @@
                 <w:noProof/>
                 <w:webHidden/>
               </w:rPr>
-              <w:instrText xml:space="preserve"> PAGEREF _Toc232764814 \h </w:instrText>
+              <w:instrText xml:space="preserve"> PAGEREF _Toc233103610 \h </w:instrText>
             </w:r>
             <w:r>
               <w:rPr>
@@ -879,7 +956,7 @@
               <w:lang w:val="en-US"/>
             </w:rPr>
           </w:pPr>
-          <w:hyperlink w:anchor="_Toc232764815" w:history="1">
+          <w:hyperlink w:anchor="_Toc233103611" w:history="1">
             <w:r>
               <w:rPr>
                 <w:rStyle w:val="Hyperlink"/>
@@ -909,7 +986,7 @@
                 <w:noProof/>
                 <w:webHidden/>
               </w:rPr>
-              <w:instrText xml:space="preserve"> PAGEREF _Toc232764815 \h </w:instrText>
+              <w:instrText xml:space="preserve"> PAGEREF _Toc233103611 \h </w:instrText>
             </w:r>
             <w:r>
               <w:rPr>
@@ -956,7 +1033,7 @@
               <w14:ligatures w14:val="standardContextual"/>
             </w:rPr>
           </w:pPr>
-          <w:hyperlink w:anchor="_Toc232764816" w:history="1">
+          <w:hyperlink w:anchor="_Toc233103612" w:history="1">
             <w:r>
               <w:rPr>
                 <w:rStyle w:val="Hyperlink"/>
@@ -986,7 +1063,7 @@
                 <w:noProof/>
                 <w:webHidden/>
               </w:rPr>
-              <w:instrText xml:space="preserve"> PAGEREF _Toc232764816 \h </w:instrText>
+              <w:instrText xml:space="preserve"> PAGEREF _Toc233103612 \h </w:instrText>
             </w:r>
             <w:r>
               <w:rPr>
@@ -1033,7 +1110,7 @@
               <w14:ligatures w14:val="standardContextual"/>
             </w:rPr>
           </w:pPr>
-          <w:hyperlink w:anchor="_Toc232764817" w:history="1">
+          <w:hyperlink w:anchor="_Toc233103613" w:history="1">
             <w:r>
               <w:rPr>
                 <w:rStyle w:val="Hyperlink"/>
@@ -1063,7 +1140,7 @@
                 <w:noProof/>
                 <w:webHidden/>
               </w:rPr>
-              <w:instrText xml:space="preserve"> PAGEREF _Toc232764817 \h </w:instrText>
+              <w:instrText xml:space="preserve"> PAGEREF _Toc233103613 \h </w:instrText>
             </w:r>
             <w:r>
               <w:rPr>
@@ -1108,7 +1185,7 @@
               <w:lang w:val="en-US"/>
             </w:rPr>
           </w:pPr>
-          <w:hyperlink w:anchor="_Toc232764818" w:history="1">
+          <w:hyperlink w:anchor="_Toc233103614" w:history="1">
             <w:r>
               <w:rPr>
                 <w:rStyle w:val="Hyperlink"/>
@@ -1138,7 +1215,7 @@
                 <w:noProof/>
                 <w:webHidden/>
               </w:rPr>
-              <w:instrText xml:space="preserve"> PAGEREF _Toc232764818 \h </w:instrText>
+              <w:instrText xml:space="preserve"> PAGEREF _Toc233103614 \h </w:instrText>
             </w:r>
             <w:r>
               <w:rPr>
@@ -1185,7 +1262,7 @@
               <w14:ligatures w14:val="standardContextual"/>
             </w:rPr>
           </w:pPr>
-          <w:hyperlink w:anchor="_Toc232764819" w:history="1">
+          <w:hyperlink w:anchor="_Toc233103615" w:history="1">
             <w:r>
               <w:rPr>
                 <w:rStyle w:val="Hyperlink"/>
@@ -1215,7 +1292,7 @@
                 <w:noProof/>
                 <w:webHidden/>
               </w:rPr>
-              <w:instrText xml:space="preserve"> PAGEREF _Toc232764819 \h </w:instrText>
+              <w:instrText xml:space="preserve"> PAGEREF _Toc233103615 \h </w:instrText>
             </w:r>
             <w:r>
               <w:rPr>
@@ -1262,7 +1339,7 @@
               <w14:ligatures w14:val="standardContextual"/>
             </w:rPr>
           </w:pPr>
-          <w:hyperlink w:anchor="_Toc232764820" w:history="1">
+          <w:hyperlink w:anchor="_Toc233103616" w:history="1">
             <w:r>
               <w:rPr>
                 <w:rStyle w:val="Hyperlink"/>
@@ -1292,7 +1369,7 @@
                 <w:noProof/>
                 <w:webHidden/>
               </w:rPr>
-              <w:instrText xml:space="preserve"> PAGEREF _Toc232764820 \h </w:instrText>
+              <w:instrText xml:space="preserve"> PAGEREF _Toc233103616 \h </w:instrText>
             </w:r>
             <w:r>
               <w:rPr>
@@ -1339,7 +1416,7 @@
               <w14:ligatures w14:val="standardContextual"/>
             </w:rPr>
           </w:pPr>
-          <w:hyperlink w:anchor="_Toc232764821" w:history="1">
+          <w:hyperlink w:anchor="_Toc233103617" w:history="1">
             <w:r>
               <w:rPr>
                 <w:rStyle w:val="Hyperlink"/>
@@ -1369,7 +1446,7 @@
                 <w:noProof/>
                 <w:webHidden/>
               </w:rPr>
-              <w:instrText xml:space="preserve"> PAGEREF _Toc232764821 \h </w:instrText>
+              <w:instrText xml:space="preserve"> PAGEREF _Toc233103617 \h </w:instrText>
             </w:r>
             <w:r>
               <w:rPr>
@@ -1414,7 +1491,7 @@
               <w:lang w:val="en-US"/>
             </w:rPr>
           </w:pPr>
-          <w:hyperlink w:anchor="_Toc232764822" w:history="1">
+          <w:hyperlink w:anchor="_Toc233103618" w:history="1">
             <w:r>
               <w:rPr>
                 <w:rStyle w:val="Hyperlink"/>
@@ -1444,7 +1521,7 @@
                 <w:noProof/>
                 <w:webHidden/>
               </w:rPr>
-              <w:instrText xml:space="preserve"> PAGEREF _Toc232764822 \h </w:instrText>
+              <w:instrText xml:space="preserve"> PAGEREF _Toc233103618 \h </w:instrText>
             </w:r>
             <w:r>
               <w:rPr>
@@ -1491,7 +1568,7 @@
               <w14:ligatures w14:val="standardContextual"/>
             </w:rPr>
           </w:pPr>
-          <w:hyperlink w:anchor="_Toc232764823" w:history="1">
+          <w:hyperlink w:anchor="_Toc233103619" w:history="1">
             <w:r>
               <w:rPr>
                 <w:rStyle w:val="Hyperlink"/>
@@ -1521,7 +1598,7 @@
                 <w:noProof/>
                 <w:webHidden/>
               </w:rPr>
-              <w:instrText xml:space="preserve"> PAGEREF _Toc232764823 \h </w:instrText>
+              <w:instrText xml:space="preserve"> PAGEREF _Toc233103619 \h </w:instrText>
             </w:r>
             <w:r>
               <w:rPr>
@@ -1568,7 +1645,7 @@
               <w14:ligatures w14:val="standardContextual"/>
             </w:rPr>
           </w:pPr>
-          <w:hyperlink w:anchor="_Toc232764824" w:history="1">
+          <w:hyperlink w:anchor="_Toc233103620" w:history="1">
             <w:r>
               <w:rPr>
                 <w:rStyle w:val="Hyperlink"/>
@@ -1598,7 +1675,7 @@
                 <w:noProof/>
                 <w:webHidden/>
               </w:rPr>
-              <w:instrText xml:space="preserve"> PAGEREF _Toc232764824 \h </w:instrText>
+              <w:instrText xml:space="preserve"> PAGEREF _Toc233103620 \h </w:instrText>
             </w:r>
             <w:r>
               <w:rPr>
@@ -1645,7 +1722,7 @@
               <w14:ligatures w14:val="standardContextual"/>
             </w:rPr>
           </w:pPr>
-          <w:hyperlink w:anchor="_Toc232764825" w:history="1">
+          <w:hyperlink w:anchor="_Toc233103621" w:history="1">
             <w:r>
               <w:rPr>
                 <w:rStyle w:val="Hyperlink"/>
@@ -1675,7 +1752,7 @@
                 <w:noProof/>
                 <w:webHidden/>
               </w:rPr>
-              <w:instrText xml:space="preserve"> PAGEREF _Toc232764825 \h </w:instrText>
+              <w:instrText xml:space="preserve"> PAGEREF _Toc233103621 \h </w:instrText>
             </w:r>
             <w:r>
               <w:rPr>
@@ -1722,7 +1799,7 @@
               <w14:ligatures w14:val="standardContextual"/>
             </w:rPr>
           </w:pPr>
-          <w:hyperlink w:anchor="_Toc232764826" w:history="1">
+          <w:hyperlink w:anchor="_Toc233103622" w:history="1">
             <w:r>
               <w:rPr>
                 <w:rStyle w:val="Hyperlink"/>
@@ -1752,7 +1829,7 @@
                 <w:noProof/>
                 <w:webHidden/>
               </w:rPr>
-              <w:instrText xml:space="preserve"> PAGEREF _Toc232764826 \h </w:instrText>
+              <w:instrText xml:space="preserve"> PAGEREF _Toc233103622 \h </w:instrText>
             </w:r>
             <w:r>
               <w:rPr>
@@ -1799,7 +1876,7 @@
               <w14:ligatures w14:val="standardContextual"/>
             </w:rPr>
           </w:pPr>
-          <w:hyperlink w:anchor="_Toc232764827" w:history="1">
+          <w:hyperlink w:anchor="_Toc233103623" w:history="1">
             <w:r>
               <w:rPr>
                 <w:rStyle w:val="Hyperlink"/>
@@ -1829,7 +1906,7 @@
                 <w:noProof/>
                 <w:webHidden/>
               </w:rPr>
-              <w:instrText xml:space="preserve"> PAGEREF _Toc232764827 \h </w:instrText>
+              <w:instrText xml:space="preserve"> PAGEREF _Toc233103623 \h </w:instrText>
             </w:r>
             <w:r>
               <w:rPr>
@@ -1874,7 +1951,7 @@
               <w:lang w:val="en-US"/>
             </w:rPr>
           </w:pPr>
-          <w:hyperlink w:anchor="_Toc232764828" w:history="1">
+          <w:hyperlink w:anchor="_Toc233103624" w:history="1">
             <w:r>
               <w:rPr>
                 <w:rStyle w:val="Hyperlink"/>
@@ -1904,7 +1981,7 @@
                 <w:noProof/>
                 <w:webHidden/>
               </w:rPr>
-              <w:instrText xml:space="preserve"> PAGEREF _Toc232764828 \h </w:instrText>
+              <w:instrText xml:space="preserve"> PAGEREF _Toc233103624 \h </w:instrText>
             </w:r>
             <w:r>
               <w:rPr>
@@ -1951,7 +2028,7 @@
               <w14:ligatures w14:val="standardContextual"/>
             </w:rPr>
           </w:pPr>
-          <w:hyperlink w:anchor="_Toc232764829" w:history="1">
+          <w:hyperlink w:anchor="_Toc233103625" w:history="1">
             <w:r>
               <w:rPr>
                 <w:rStyle w:val="Hyperlink"/>
@@ -1981,7 +2058,7 @@
                 <w:noProof/>
                 <w:webHidden/>
               </w:rPr>
-              <w:instrText xml:space="preserve"> PAGEREF _Toc232764829 \h </w:instrText>
+              <w:instrText xml:space="preserve"> PAGEREF _Toc233103625 \h </w:instrText>
             </w:r>
             <w:r>
               <w:rPr>
@@ -2028,7 +2105,7 @@
               <w14:ligatures w14:val="standardContextual"/>
             </w:rPr>
           </w:pPr>
-          <w:hyperlink w:anchor="_Toc232764830" w:history="1">
+          <w:hyperlink w:anchor="_Toc233103626" w:history="1">
             <w:r>
               <w:rPr>
                 <w:rStyle w:val="Hyperlink"/>
@@ -2058,7 +2135,7 @@
                 <w:noProof/>
                 <w:webHidden/>
               </w:rPr>
-              <w:instrText xml:space="preserve"> PAGEREF _Toc232764830 \h </w:instrText>
+              <w:instrText xml:space="preserve"> PAGEREF _Toc233103626 \h </w:instrText>
             </w:r>
             <w:r>
               <w:rPr>
@@ -2103,7 +2180,7 @@
               <w:lang w:val="en-US"/>
             </w:rPr>
           </w:pPr>
-          <w:hyperlink w:anchor="_Toc232764831" w:history="1">
+          <w:hyperlink w:anchor="_Toc233103627" w:history="1">
             <w:r>
               <w:rPr>
                 <w:rStyle w:val="Hyperlink"/>
@@ -2133,7 +2210,7 @@
                 <w:noProof/>
                 <w:webHidden/>
               </w:rPr>
-              <w:instrText xml:space="preserve"> PAGEREF _Toc232764831 \h </w:instrText>
+              <w:instrText xml:space="preserve"> PAGEREF _Toc233103627 \h </w:instrText>
             </w:r>
             <w:r>
               <w:rPr>
@@ -2180,7 +2257,7 @@
               <w14:ligatures w14:val="standardContextual"/>
             </w:rPr>
           </w:pPr>
-          <w:hyperlink w:anchor="_Toc232764832" w:history="1">
+          <w:hyperlink w:anchor="_Toc233103628" w:history="1">
             <w:r>
               <w:rPr>
                 <w:rStyle w:val="Hyperlink"/>
@@ -2210,7 +2287,7 @@
                 <w:noProof/>
                 <w:webHidden/>
               </w:rPr>
-              <w:instrText xml:space="preserve"> PAGEREF _Toc232764832 \h </w:instrText>
+              <w:instrText xml:space="preserve"> PAGEREF _Toc233103628 \h </w:instrText>
             </w:r>
             <w:r>
               <w:rPr>
@@ -2257,7 +2334,7 @@
               <w14:ligatures w14:val="standardContextual"/>
             </w:rPr>
           </w:pPr>
-          <w:hyperlink w:anchor="_Toc232764833" w:history="1">
+          <w:hyperlink w:anchor="_Toc233103629" w:history="1">
             <w:r>
               <w:rPr>
                 <w:rStyle w:val="Hyperlink"/>
@@ -2287,7 +2364,7 @@
                 <w:noProof/>
                 <w:webHidden/>
               </w:rPr>
-              <w:instrText xml:space="preserve"> PAGEREF _Toc232764833 \h </w:instrText>
+              <w:instrText xml:space="preserve"> PAGEREF _Toc233103629 \h </w:instrText>
             </w:r>
             <w:r>
               <w:rPr>
@@ -2334,7 +2411,7 @@
               <w14:ligatures w14:val="standardContextual"/>
             </w:rPr>
           </w:pPr>
-          <w:hyperlink w:anchor="_Toc232764834" w:history="1">
+          <w:hyperlink w:anchor="_Toc233103630" w:history="1">
             <w:r>
               <w:rPr>
                 <w:rStyle w:val="Hyperlink"/>
@@ -2364,7 +2441,7 @@
                 <w:noProof/>
                 <w:webHidden/>
               </w:rPr>
-              <w:instrText xml:space="preserve"> PAGEREF _Toc232764834 \h </w:instrText>
+              <w:instrText xml:space="preserve"> PAGEREF _Toc233103630 \h </w:instrText>
             </w:r>
             <w:r>
               <w:rPr>
@@ -2411,7 +2488,7 @@
               <w14:ligatures w14:val="standardContextual"/>
             </w:rPr>
           </w:pPr>
-          <w:hyperlink w:anchor="_Toc232764835" w:history="1">
+          <w:hyperlink w:anchor="_Toc233103631" w:history="1">
             <w:r>
               <w:rPr>
                 <w:rStyle w:val="Hyperlink"/>
@@ -2441,7 +2518,7 @@
                 <w:noProof/>
                 <w:webHidden/>
               </w:rPr>
-              <w:instrText xml:space="preserve"> PAGEREF _Toc232764835 \h </w:instrText>
+              <w:instrText xml:space="preserve"> PAGEREF _Toc233103631 \h </w:instrText>
             </w:r>
             <w:r>
               <w:rPr>
@@ -2488,7 +2565,7 @@
               <w14:ligatures w14:val="standardContextual"/>
             </w:rPr>
           </w:pPr>
-          <w:hyperlink w:anchor="_Toc232764836" w:history="1">
+          <w:hyperlink w:anchor="_Toc233103632" w:history="1">
             <w:r>
               <w:rPr>
                 <w:rStyle w:val="Hyperlink"/>
@@ -2518,7 +2595,7 @@
                 <w:noProof/>
                 <w:webHidden/>
               </w:rPr>
-              <w:instrText xml:space="preserve"> PAGEREF _Toc232764836 \h </w:instrText>
+              <w:instrText xml:space="preserve"> PAGEREF _Toc233103632 \h </w:instrText>
             </w:r>
             <w:r>
               <w:rPr>
@@ -2563,7 +2640,7 @@
               <w:lang w:val="en-US"/>
             </w:rPr>
           </w:pPr>
-          <w:hyperlink w:anchor="_Toc232764837" w:history="1">
+          <w:hyperlink w:anchor="_Toc233103633" w:history="1">
             <w:r>
               <w:rPr>
                 <w:rStyle w:val="Hyperlink"/>
@@ -2593,7 +2670,7 @@
                 <w:noProof/>
                 <w:webHidden/>
               </w:rPr>
-              <w:instrText xml:space="preserve"> PAGEREF _Toc232764837 \h </w:instrText>
+              <w:instrText xml:space="preserve"> PAGEREF _Toc233103633 \h </w:instrText>
             </w:r>
             <w:r>
               <w:rPr>
@@ -2640,7 +2717,7 @@
               <w14:ligatures w14:val="standardContextual"/>
             </w:rPr>
           </w:pPr>
-          <w:hyperlink w:anchor="_Toc232764838" w:history="1">
+          <w:hyperlink w:anchor="_Toc233103634" w:history="1">
             <w:r>
               <w:rPr>
                 <w:rStyle w:val="Hyperlink"/>
@@ -2670,7 +2747,7 @@
                 <w:noProof/>
                 <w:webHidden/>
               </w:rPr>
-              <w:instrText xml:space="preserve"> PAGEREF _Toc232764838 \h </w:instrText>
+              <w:instrText xml:space="preserve"> PAGEREF _Toc233103634 \h </w:instrText>
             </w:r>
             <w:r>
               <w:rPr>
@@ -2717,7 +2794,7 @@
               <w14:ligatures w14:val="standardContextual"/>
             </w:rPr>
           </w:pPr>
-          <w:hyperlink w:anchor="_Toc232764839" w:history="1">
+          <w:hyperlink w:anchor="_Toc233103635" w:history="1">
             <w:r>
               <w:rPr>
                 <w:rStyle w:val="Hyperlink"/>
@@ -2747,7 +2824,7 @@
                 <w:noProof/>
                 <w:webHidden/>
               </w:rPr>
-              <w:instrText xml:space="preserve"> PAGEREF _Toc232764839 \h </w:instrText>
+              <w:instrText xml:space="preserve"> PAGEREF _Toc233103635 \h </w:instrText>
             </w:r>
             <w:r>
               <w:rPr>
@@ -2792,7 +2869,7 @@
               <w:lang w:val="en-US"/>
             </w:rPr>
           </w:pPr>
-          <w:hyperlink w:anchor="_Toc232764840" w:history="1">
+          <w:hyperlink w:anchor="_Toc233103636" w:history="1">
             <w:r>
               <w:rPr>
                 <w:rStyle w:val="Hyperlink"/>
@@ -2822,7 +2899,7 @@
                 <w:noProof/>
                 <w:webHidden/>
               </w:rPr>
-              <w:instrText xml:space="preserve"> PAGEREF _Toc232764840 \h </w:instrText>
+              <w:instrText xml:space="preserve"> PAGEREF _Toc233103636 \h </w:instrText>
             </w:r>
             <w:r>
               <w:rPr>
@@ -2867,7 +2944,7 @@
               <w:lang w:val="en-US"/>
             </w:rPr>
           </w:pPr>
-          <w:hyperlink w:anchor="_Toc232764841" w:history="1">
+          <w:hyperlink w:anchor="_Toc233103637" w:history="1">
             <w:r>
               <w:rPr>
                 <w:rStyle w:val="Hyperlink"/>
@@ -2897,7 +2974,7 @@
                 <w:noProof/>
                 <w:webHidden/>
               </w:rPr>
-              <w:instrText xml:space="preserve"> PAGEREF _Toc232764841 \h </w:instrText>
+              <w:instrText xml:space="preserve"> PAGEREF _Toc233103637 \h </w:instrText>
             </w:r>
             <w:r>
               <w:rPr>
@@ -2942,7 +3019,7 @@
               <w:lang w:val="en-US"/>
             </w:rPr>
           </w:pPr>
-          <w:hyperlink w:anchor="_Toc232764842" w:history="1">
+          <w:hyperlink w:anchor="_Toc233103638" w:history="1">
             <w:r>
               <w:rPr>
                 <w:rStyle w:val="Hyperlink"/>
@@ -2972,7 +3049,7 @@
                 <w:noProof/>
                 <w:webHidden/>
               </w:rPr>
-              <w:instrText xml:space="preserve"> PAGEREF _Toc232764842 \h </w:instrText>
+              <w:instrText xml:space="preserve"> PAGEREF _Toc233103638 \h </w:instrText>
             </w:r>
             <w:r>
               <w:rPr>
@@ -3019,7 +3096,7 @@
               <w14:ligatures w14:val="standardContextual"/>
             </w:rPr>
           </w:pPr>
-          <w:hyperlink w:anchor="_Toc232764843" w:history="1">
+          <w:hyperlink w:anchor="_Toc233103639" w:history="1">
             <w:r>
               <w:rPr>
                 <w:rStyle w:val="Hyperlink"/>
@@ -3049,7 +3126,7 @@
                 <w:noProof/>
                 <w:webHidden/>
               </w:rPr>
-              <w:instrText xml:space="preserve"> PAGEREF _Toc232764843 \h </w:instrText>
+              <w:instrText xml:space="preserve"> PAGEREF _Toc233103639 \h </w:instrText>
             </w:r>
             <w:r>
               <w:rPr>
@@ -3096,7 +3173,7 @@
               <w14:ligatures w14:val="standardContextual"/>
             </w:rPr>
           </w:pPr>
-          <w:hyperlink w:anchor="_Toc232764844" w:history="1">
+          <w:hyperlink w:anchor="_Toc233103640" w:history="1">
             <w:r>
               <w:rPr>
                 <w:rStyle w:val="Hyperlink"/>
@@ -3126,7 +3203,7 @@
                 <w:noProof/>
                 <w:webHidden/>
               </w:rPr>
-              <w:instrText xml:space="preserve"> PAGEREF _Toc232764844 \h </w:instrText>
+              <w:instrText xml:space="preserve"> PAGEREF _Toc233103640 \h </w:instrText>
             </w:r>
             <w:r>
               <w:rPr>
@@ -3199,7 +3276,7 @@
         <w:pStyle w:val="Heading1"/>
         <w:spacing w:before="0" w:after="0" w:line="312" w:lineRule="auto"/>
       </w:pPr>
-      <w:bookmarkStart w:id="1" w:name="_Toc232764811"/>
+      <w:bookmarkStart w:id="1" w:name="_Toc233103607"/>
       <w:r>
         <w:rPr>
           <w:rFonts w:ascii="Times New Roman" w:hAnsi="Times New Roman" w:cs="Times New Roman"/>
@@ -4070,7 +4147,7 @@
         </w:rPr>
       </w:pPr>
       <w:bookmarkStart w:id="2" w:name="_Toc13091"/>
-      <w:bookmarkStart w:id="3" w:name="_Toc232764812"/>
+      <w:bookmarkStart w:id="3" w:name="_Toc233103608"/>
       <w:r>
         <w:rPr>
           <w:rFonts w:ascii="Times New Roman" w:hAnsi="Times New Roman" w:cs="Times New Roman"/>
@@ -4186,7 +4263,7 @@
           <w:szCs w:val="28"/>
         </w:rPr>
       </w:pPr>
-      <w:bookmarkStart w:id="4" w:name="_Toc232764813"/>
+      <w:bookmarkStart w:id="4" w:name="_Toc233103609"/>
       <w:r>
         <w:rPr>
           <w:rFonts w:ascii="Times New Roman" w:hAnsi="Times New Roman" w:cs="Times New Roman"/>
@@ -4329,7 +4406,7 @@
         </w:rPr>
       </w:pPr>
       <w:bookmarkStart w:id="5" w:name="_Ref224034971"/>
-      <w:bookmarkStart w:id="6" w:name="_Toc232764814"/>
+      <w:bookmarkStart w:id="6" w:name="_Toc233103610"/>
       <w:r>
         <w:rPr>
           <w:rFonts w:ascii="Times New Roman" w:hAnsi="Times New Roman" w:cs="Times New Roman"/>
@@ -4617,7 +4694,7 @@
           <w:szCs w:val="36"/>
         </w:rPr>
       </w:pPr>
-      <w:bookmarkStart w:id="7" w:name="_Toc232764815"/>
+      <w:bookmarkStart w:id="7" w:name="_Toc233103611"/>
       <w:r>
         <w:rPr>
           <w:rFonts w:ascii="Times New Roman" w:hAnsi="Times New Roman" w:cs="Times New Roman"/>
@@ -4674,7 +4751,7 @@
         </w:rPr>
       </w:pPr>
       <w:bookmarkStart w:id="8" w:name="_Ref224028190"/>
-      <w:bookmarkStart w:id="9" w:name="_Toc232764816"/>
+      <w:bookmarkStart w:id="9" w:name="_Toc233103612"/>
       <w:r>
         <w:rPr>
           <w:rFonts w:ascii="Times New Roman" w:hAnsi="Times New Roman" w:cs="Times New Roman"/>
@@ -4918,7 +4995,23 @@
           <w:rFonts w:ascii="Times New Roman" w:hAnsi="Times New Roman" w:cs="Times New Roman"/>
           <w:sz w:val="24"/>
         </w:rPr>
-        <w:t>ESP32 Functional Block Diagram (Sursa bibliografică</w:t>
+        <w:t xml:space="preserve">ESP32 Functional Block </w:t>
+      </w:r>
+      <w:proofErr w:type="spellStart"/>
+      <w:r>
+        <w:rPr>
+          <w:rFonts w:ascii="Times New Roman" w:hAnsi="Times New Roman" w:cs="Times New Roman"/>
+          <w:sz w:val="24"/>
+        </w:rPr>
+        <w:t>Diagram</w:t>
+      </w:r>
+      <w:proofErr w:type="spellEnd"/>
+      <w:r>
+        <w:rPr>
+          <w:rFonts w:ascii="Times New Roman" w:hAnsi="Times New Roman" w:cs="Times New Roman"/>
+          <w:sz w:val="24"/>
+        </w:rPr>
+        <w:t xml:space="preserve"> (Sursa bibliografică</w:t>
       </w:r>
       <w:r>
         <w:rPr>
@@ -5059,7 +5152,7 @@
           <w:szCs w:val="28"/>
         </w:rPr>
       </w:pPr>
-      <w:bookmarkStart w:id="10" w:name="_Toc232764817"/>
+      <w:bookmarkStart w:id="10" w:name="_Toc233103613"/>
       <w:r>
         <w:rPr>
           <w:rFonts w:ascii="Times New Roman" w:hAnsi="Times New Roman" w:cs="Times New Roman"/>
@@ -5274,8 +5367,17 @@
           <w:rFonts w:ascii="Times New Roman" w:hAnsi="Times New Roman" w:cs="Times New Roman"/>
           <w:sz w:val="24"/>
         </w:rPr>
-        <w:t>MCPWM Module Overview</w:t>
-      </w:r>
+        <w:t xml:space="preserve">MCPWM Module </w:t>
+      </w:r>
+      <w:proofErr w:type="spellStart"/>
+      <w:r>
+        <w:rPr>
+          <w:rFonts w:ascii="Times New Roman" w:hAnsi="Times New Roman" w:cs="Times New Roman"/>
+          <w:sz w:val="24"/>
+        </w:rPr>
+        <w:t>Overview</w:t>
+      </w:r>
+      <w:proofErr w:type="spellEnd"/>
       <w:r>
         <w:rPr>
           <w:rFonts w:ascii="Times New Roman" w:hAnsi="Times New Roman" w:cs="Times New Roman"/>
@@ -6203,7 +6305,7 @@
         </w:rPr>
       </w:pPr>
       <w:bookmarkStart w:id="11" w:name="_Ref224114964"/>
-      <w:bookmarkStart w:id="12" w:name="_Toc232764818"/>
+      <w:bookmarkStart w:id="12" w:name="_Toc233103614"/>
       <w:r>
         <w:rPr>
           <w:rFonts w:ascii="Times New Roman" w:hAnsi="Times New Roman" w:cs="Times New Roman"/>
@@ -6261,7 +6363,7 @@
         </w:rPr>
       </w:pPr>
       <w:bookmarkStart w:id="13" w:name="_Ref224036904"/>
-      <w:bookmarkStart w:id="14" w:name="_Toc232764819"/>
+      <w:bookmarkStart w:id="14" w:name="_Toc233103615"/>
       <w:r>
         <w:rPr>
           <w:rFonts w:ascii="Times New Roman" w:hAnsi="Times New Roman" w:cs="Times New Roman"/>
@@ -6497,7 +6599,7 @@
       </w:pPr>
       <w:bookmarkStart w:id="15" w:name="_Ref223944058"/>
       <w:bookmarkStart w:id="16" w:name="_Ref223944065"/>
-      <w:bookmarkStart w:id="17" w:name="_Toc232764820"/>
+      <w:bookmarkStart w:id="17" w:name="_Toc233103616"/>
       <w:r>
         <w:rPr>
           <w:rFonts w:ascii="Times New Roman" w:hAnsi="Times New Roman" w:cs="Times New Roman"/>
@@ -6691,7 +6793,7 @@
       <w:bookmarkStart w:id="18" w:name="_Ref223943834"/>
       <w:bookmarkStart w:id="19" w:name="_Ref223943842"/>
       <w:bookmarkStart w:id="20" w:name="_Ref223943844"/>
-      <w:bookmarkStart w:id="21" w:name="_Toc232764821"/>
+      <w:bookmarkStart w:id="21" w:name="_Toc233103617"/>
       <w:r>
         <w:rPr>
           <w:rFonts w:ascii="Times New Roman" w:hAnsi="Times New Roman" w:cs="Times New Roman"/>
@@ -7138,7 +7240,7 @@
           <w:szCs w:val="36"/>
         </w:rPr>
       </w:pPr>
-      <w:bookmarkStart w:id="22" w:name="_Toc232764822"/>
+      <w:bookmarkStart w:id="22" w:name="_Toc233103618"/>
       <w:r>
         <w:rPr>
           <w:rFonts w:ascii="Times New Roman" w:hAnsi="Times New Roman" w:cs="Times New Roman"/>
@@ -7208,7 +7310,7 @@
           <w:szCs w:val="28"/>
         </w:rPr>
       </w:pPr>
-      <w:bookmarkStart w:id="23" w:name="_Toc232764823"/>
+      <w:bookmarkStart w:id="23" w:name="_Toc233103619"/>
       <w:r>
         <w:rPr>
           <w:rFonts w:ascii="Times New Roman" w:hAnsi="Times New Roman" w:cs="Times New Roman"/>
@@ -7565,7 +7667,23 @@
           <w:rFonts w:ascii="Times New Roman" w:hAnsi="Times New Roman" w:cs="Times New Roman"/>
           <w:sz w:val="24"/>
         </w:rPr>
-        <w:t>3.2. Evenimente și callback-uri</w:t>
+        <w:t xml:space="preserve">3.2. Evenimente și </w:t>
+      </w:r>
+      <w:proofErr w:type="spellStart"/>
+      <w:r>
+        <w:rPr>
+          <w:rFonts w:ascii="Times New Roman" w:hAnsi="Times New Roman" w:cs="Times New Roman"/>
+          <w:sz w:val="24"/>
+        </w:rPr>
+        <w:t>callback</w:t>
+      </w:r>
+      <w:proofErr w:type="spellEnd"/>
+      <w:r>
+        <w:rPr>
+          <w:rFonts w:ascii="Times New Roman" w:hAnsi="Times New Roman" w:cs="Times New Roman"/>
+          <w:sz w:val="24"/>
+        </w:rPr>
+        <w:t>-uri</w:t>
       </w:r>
       <w:r>
         <w:rPr>
@@ -7632,7 +7750,7 @@
           <w:szCs w:val="28"/>
         </w:rPr>
       </w:pPr>
-      <w:bookmarkStart w:id="24" w:name="_Toc232764824"/>
+      <w:bookmarkStart w:id="24" w:name="_Toc233103620"/>
       <w:r>
         <w:rPr>
           <w:rFonts w:ascii="Times New Roman" w:hAnsi="Times New Roman" w:cs="Times New Roman"/>
@@ -7710,7 +7828,7 @@
         </w:rPr>
       </w:pPr>
       <w:bookmarkStart w:id="25" w:name="_Ref224115302"/>
-      <w:bookmarkStart w:id="26" w:name="_Toc232764825"/>
+      <w:bookmarkStart w:id="26" w:name="_Toc233103621"/>
       <w:r>
         <w:rPr>
           <w:rFonts w:ascii="Times New Roman" w:hAnsi="Times New Roman" w:cs="Times New Roman"/>
@@ -7999,7 +8117,7 @@
         </w:rPr>
       </w:pPr>
       <w:bookmarkStart w:id="27" w:name="_Ref224115342"/>
-      <w:bookmarkStart w:id="28" w:name="_Toc232764826"/>
+      <w:bookmarkStart w:id="28" w:name="_Toc233103622"/>
       <w:r>
         <w:rPr>
           <w:rFonts w:ascii="Times New Roman" w:hAnsi="Times New Roman" w:cs="Times New Roman"/>
@@ -8180,7 +8298,7 @@
         </w:rPr>
       </w:pPr>
       <w:bookmarkStart w:id="29" w:name="_Ref224115183"/>
-      <w:bookmarkStart w:id="30" w:name="_Toc232764827"/>
+      <w:bookmarkStart w:id="30" w:name="_Toc233103623"/>
       <w:r>
         <w:rPr>
           <w:rFonts w:ascii="Times New Roman" w:hAnsi="Times New Roman" w:cs="Times New Roman"/>
@@ -8677,7 +8795,7 @@
         </w:rPr>
       </w:pPr>
       <w:bookmarkStart w:id="31" w:name="_Ref224113372"/>
-      <w:bookmarkStart w:id="32" w:name="_Toc232764828"/>
+      <w:bookmarkStart w:id="32" w:name="_Toc233103624"/>
       <w:r>
         <w:rPr>
           <w:rFonts w:ascii="Times New Roman" w:hAnsi="Times New Roman" w:cs="Times New Roman"/>
@@ -8721,7 +8839,7 @@
           <w:szCs w:val="28"/>
         </w:rPr>
       </w:pPr>
-      <w:bookmarkStart w:id="33" w:name="_Toc232764829"/>
+      <w:bookmarkStart w:id="33" w:name="_Toc233103625"/>
       <w:r>
         <w:rPr>
           <w:rFonts w:ascii="Times New Roman" w:hAnsi="Times New Roman" w:cs="Times New Roman"/>
@@ -9093,7 +9211,7 @@
           <w:szCs w:val="28"/>
         </w:rPr>
       </w:pPr>
-      <w:bookmarkStart w:id="34" w:name="_Toc232764830"/>
+      <w:bookmarkStart w:id="34" w:name="_Toc233103626"/>
       <w:r>
         <w:rPr>
           <w:rFonts w:ascii="Times New Roman" w:hAnsi="Times New Roman" w:cs="Times New Roman"/>
@@ -9572,14 +9690,7 @@
                 <w:rFonts w:ascii="Times New Roman" w:hAnsi="Times New Roman" w:cs="Times New Roman"/>
                 <w:sz w:val="24"/>
               </w:rPr>
-              <w:t>Deget</w:t>
-            </w:r>
-            <w:r>
-              <w:rPr>
-                <w:rFonts w:ascii="Times New Roman" w:hAnsi="Times New Roman" w:cs="Times New Roman"/>
-                <w:sz w:val="24"/>
-              </w:rPr>
-              <w:t xml:space="preserve"> inelar</w:t>
+              <w:t>Deget inelar</w:t>
             </w:r>
           </w:p>
         </w:tc>
@@ -9602,14 +9713,7 @@
                 <w:rFonts w:ascii="Times New Roman" w:hAnsi="Times New Roman" w:cs="Times New Roman"/>
                 <w:sz w:val="24"/>
               </w:rPr>
-              <w:t>Canal</w:t>
-            </w:r>
-            <w:r>
-              <w:rPr>
-                <w:rFonts w:ascii="Times New Roman" w:hAnsi="Times New Roman" w:cs="Times New Roman"/>
-                <w:sz w:val="24"/>
-              </w:rPr>
-              <w:t xml:space="preserve"> 3</w:t>
+              <w:t>Canal 3</w:t>
             </w:r>
           </w:p>
         </w:tc>
@@ -9634,14 +9738,7 @@
                 <w:rFonts w:ascii="Times New Roman" w:hAnsi="Times New Roman" w:cs="Times New Roman"/>
                 <w:sz w:val="24"/>
               </w:rPr>
-              <w:t>Deget</w:t>
-            </w:r>
-            <w:r>
-              <w:rPr>
-                <w:rFonts w:ascii="Times New Roman" w:hAnsi="Times New Roman" w:cs="Times New Roman"/>
-                <w:sz w:val="24"/>
-              </w:rPr>
-              <w:t xml:space="preserve"> mijlociu</w:t>
+              <w:t>Deget mijlociu</w:t>
             </w:r>
           </w:p>
         </w:tc>
@@ -9664,14 +9761,7 @@
                 <w:rFonts w:ascii="Times New Roman" w:hAnsi="Times New Roman" w:cs="Times New Roman"/>
                 <w:sz w:val="24"/>
               </w:rPr>
-              <w:t>Canal</w:t>
-            </w:r>
-            <w:r>
-              <w:rPr>
-                <w:rFonts w:ascii="Times New Roman" w:hAnsi="Times New Roman" w:cs="Times New Roman"/>
-                <w:sz w:val="24"/>
-              </w:rPr>
-              <w:t xml:space="preserve"> 2</w:t>
+              <w:t>Canal 2</w:t>
             </w:r>
           </w:p>
         </w:tc>
@@ -9696,14 +9786,7 @@
                 <w:rFonts w:ascii="Times New Roman" w:hAnsi="Times New Roman" w:cs="Times New Roman"/>
                 <w:sz w:val="24"/>
               </w:rPr>
-              <w:t>Deget</w:t>
-            </w:r>
-            <w:r>
-              <w:rPr>
-                <w:rFonts w:ascii="Times New Roman" w:hAnsi="Times New Roman" w:cs="Times New Roman"/>
-                <w:sz w:val="24"/>
-              </w:rPr>
-              <w:t xml:space="preserve"> </w:t>
+              <w:t xml:space="preserve">Deget </w:t>
             </w:r>
             <w:r>
               <w:rPr>
@@ -9733,14 +9816,7 @@
                 <w:rFonts w:ascii="Times New Roman" w:hAnsi="Times New Roman" w:cs="Times New Roman"/>
                 <w:sz w:val="24"/>
               </w:rPr>
-              <w:t>Canal</w:t>
-            </w:r>
-            <w:r>
-              <w:rPr>
-                <w:rFonts w:ascii="Times New Roman" w:hAnsi="Times New Roman" w:cs="Times New Roman"/>
-                <w:sz w:val="24"/>
-              </w:rPr>
-              <w:t xml:space="preserve"> 1</w:t>
+              <w:t>Canal 1</w:t>
             </w:r>
           </w:p>
         </w:tc>
@@ -9765,14 +9841,7 @@
                 <w:rFonts w:ascii="Times New Roman" w:hAnsi="Times New Roman" w:cs="Times New Roman"/>
                 <w:sz w:val="24"/>
               </w:rPr>
-              <w:t>Deget</w:t>
-            </w:r>
-            <w:r>
-              <w:rPr>
-                <w:rFonts w:ascii="Times New Roman" w:hAnsi="Times New Roman" w:cs="Times New Roman"/>
-                <w:sz w:val="24"/>
-              </w:rPr>
-              <w:t xml:space="preserve"> mare</w:t>
+              <w:t>Deget mare</w:t>
             </w:r>
           </w:p>
         </w:tc>
@@ -9795,28 +9864,7 @@
                 <w:rFonts w:ascii="Times New Roman" w:hAnsi="Times New Roman" w:cs="Times New Roman"/>
                 <w:sz w:val="24"/>
               </w:rPr>
-              <w:t>Canal</w:t>
-            </w:r>
-            <w:r>
-              <w:rPr>
-                <w:rFonts w:ascii="Times New Roman" w:hAnsi="Times New Roman" w:cs="Times New Roman"/>
-                <w:sz w:val="24"/>
-              </w:rPr>
-              <w:t xml:space="preserve"> 0 &amp; </w:t>
-            </w:r>
-            <w:r>
-              <w:rPr>
-                <w:rFonts w:ascii="Times New Roman" w:hAnsi="Times New Roman" w:cs="Times New Roman"/>
-                <w:sz w:val="24"/>
-              </w:rPr>
-              <w:t>Canal</w:t>
-            </w:r>
-            <w:r>
-              <w:rPr>
-                <w:rFonts w:ascii="Times New Roman" w:hAnsi="Times New Roman" w:cs="Times New Roman"/>
-                <w:sz w:val="24"/>
-              </w:rPr>
-              <w:t xml:space="preserve"> 5</w:t>
+              <w:t>Canal 0 &amp; Canal 5</w:t>
             </w:r>
           </w:p>
         </w:tc>
@@ -12185,7 +12233,7 @@
           <w:szCs w:val="36"/>
         </w:rPr>
       </w:pPr>
-      <w:bookmarkStart w:id="35" w:name="_Toc232764831"/>
+      <w:bookmarkStart w:id="35" w:name="_Toc233103627"/>
       <w:r>
         <w:rPr>
           <w:rFonts w:ascii="Times New Roman" w:hAnsi="Times New Roman" w:cs="Times New Roman"/>
@@ -12267,7 +12315,39 @@
           <w:rFonts w:ascii="Times New Roman" w:hAnsi="Times New Roman" w:cs="Times New Roman"/>
           <w:sz w:val="24"/>
         </w:rPr>
-        <w:t>1.2. Internet of Things (IoT)</w:t>
+        <w:t xml:space="preserve">1.2. Internet of </w:t>
+      </w:r>
+      <w:proofErr w:type="spellStart"/>
+      <w:r>
+        <w:rPr>
+          <w:rFonts w:ascii="Times New Roman" w:hAnsi="Times New Roman" w:cs="Times New Roman"/>
+          <w:sz w:val="24"/>
+        </w:rPr>
+        <w:t>Things</w:t>
+      </w:r>
+      <w:proofErr w:type="spellEnd"/>
+      <w:r>
+        <w:rPr>
+          <w:rFonts w:ascii="Times New Roman" w:hAnsi="Times New Roman" w:cs="Times New Roman"/>
+          <w:sz w:val="24"/>
+        </w:rPr>
+        <w:t xml:space="preserve"> (</w:t>
+      </w:r>
+      <w:proofErr w:type="spellStart"/>
+      <w:r>
+        <w:rPr>
+          <w:rFonts w:ascii="Times New Roman" w:hAnsi="Times New Roman" w:cs="Times New Roman"/>
+          <w:sz w:val="24"/>
+        </w:rPr>
+        <w:t>IoT</w:t>
+      </w:r>
+      <w:proofErr w:type="spellEnd"/>
+      <w:r>
+        <w:rPr>
+          <w:rFonts w:ascii="Times New Roman" w:hAnsi="Times New Roman" w:cs="Times New Roman"/>
+          <w:sz w:val="24"/>
+        </w:rPr>
+        <w:t>)</w:t>
       </w:r>
       <w:r>
         <w:rPr>
@@ -12379,7 +12459,7 @@
           <w:szCs w:val="28"/>
         </w:rPr>
       </w:pPr>
-      <w:bookmarkStart w:id="36" w:name="_Toc232764832"/>
+      <w:bookmarkStart w:id="36" w:name="_Toc233103628"/>
       <w:r>
         <w:rPr>
           <w:rFonts w:ascii="Times New Roman" w:hAnsi="Times New Roman" w:cs="Times New Roman"/>
@@ -12522,8 +12602,17 @@
           <w:rFonts w:ascii="Times New Roman" w:hAnsi="Times New Roman" w:cs="Times New Roman"/>
           <w:sz w:val="24"/>
         </w:rPr>
-        <w:t>6.5. Structura HTML, stilizare CSS și funcționalitate JavaScript</w:t>
-      </w:r>
+        <w:t xml:space="preserve">6.5. Structura HTML, stilizare CSS și funcționalitate </w:t>
+      </w:r>
+      <w:proofErr w:type="spellStart"/>
+      <w:r>
+        <w:rPr>
+          <w:rFonts w:ascii="Times New Roman" w:hAnsi="Times New Roman" w:cs="Times New Roman"/>
+          <w:sz w:val="24"/>
+        </w:rPr>
+        <w:t>JavaScript</w:t>
+      </w:r>
+      <w:proofErr w:type="spellEnd"/>
       <w:r>
         <w:rPr>
           <w:rFonts w:ascii="Times New Roman" w:hAnsi="Times New Roman" w:cs="Times New Roman"/>
@@ -12984,7 +13073,7 @@
           <w:szCs w:val="28"/>
         </w:rPr>
       </w:pPr>
-      <w:bookmarkStart w:id="37" w:name="_Toc232764833"/>
+      <w:bookmarkStart w:id="37" w:name="_Toc233103629"/>
       <w:r>
         <w:rPr>
           <w:rFonts w:ascii="Times New Roman" w:hAnsi="Times New Roman" w:cs="Times New Roman"/>
@@ -13530,7 +13619,7 @@
           <w:szCs w:val="28"/>
         </w:rPr>
       </w:pPr>
-      <w:bookmarkStart w:id="38" w:name="_Toc232764834"/>
+      <w:bookmarkStart w:id="38" w:name="_Toc233103630"/>
       <w:r>
         <w:rPr>
           <w:rFonts w:ascii="Times New Roman" w:hAnsi="Times New Roman" w:cs="Times New Roman"/>
@@ -15097,7 +15186,7 @@
           <w:szCs w:val="28"/>
         </w:rPr>
       </w:pPr>
-      <w:bookmarkStart w:id="39" w:name="_Toc232764835"/>
+      <w:bookmarkStart w:id="39" w:name="_Toc233103631"/>
       <w:r>
         <w:rPr>
           <w:rFonts w:ascii="Times New Roman" w:hAnsi="Times New Roman" w:cs="Times New Roman"/>
@@ -15209,8 +15298,17 @@
           <w:rFonts w:ascii="Times New Roman" w:hAnsi="Times New Roman" w:cs="Times New Roman"/>
           <w:sz w:val="24"/>
         </w:rPr>
-        <w:t>Capitolul 3. Servere web asincrone în sisteme embedded</w:t>
-      </w:r>
+        <w:t xml:space="preserve">Capitolul 3. Servere web asincrone în sisteme </w:t>
+      </w:r>
+      <w:proofErr w:type="spellStart"/>
+      <w:r>
+        <w:rPr>
+          <w:rFonts w:ascii="Times New Roman" w:hAnsi="Times New Roman" w:cs="Times New Roman"/>
+          <w:sz w:val="24"/>
+        </w:rPr>
+        <w:t>embedded</w:t>
+      </w:r>
+      <w:proofErr w:type="spellEnd"/>
       <w:r>
         <w:rPr>
           <w:rFonts w:ascii="Times New Roman" w:hAnsi="Times New Roman" w:cs="Times New Roman"/>
@@ -15330,7 +15428,23 @@
           <w:rFonts w:ascii="Times New Roman" w:hAnsi="Times New Roman" w:cs="Times New Roman"/>
           <w:sz w:val="24"/>
         </w:rPr>
-        <w:t>3.2. Evenimente și callback-uri</w:t>
+        <w:t xml:space="preserve">3.2. Evenimente și </w:t>
+      </w:r>
+      <w:proofErr w:type="spellStart"/>
+      <w:r>
+        <w:rPr>
+          <w:rFonts w:ascii="Times New Roman" w:hAnsi="Times New Roman" w:cs="Times New Roman"/>
+          <w:sz w:val="24"/>
+        </w:rPr>
+        <w:t>callback</w:t>
+      </w:r>
+      <w:proofErr w:type="spellEnd"/>
+      <w:r>
+        <w:rPr>
+          <w:rFonts w:ascii="Times New Roman" w:hAnsi="Times New Roman" w:cs="Times New Roman"/>
+          <w:sz w:val="24"/>
+        </w:rPr>
+        <w:t>-uri</w:t>
       </w:r>
       <w:r>
         <w:rPr>
@@ -16032,7 +16146,7 @@
         </w:rPr>
       </w:pPr>
       <w:bookmarkStart w:id="40" w:name="_Ref224034889"/>
-      <w:bookmarkStart w:id="41" w:name="_Toc232764836"/>
+      <w:bookmarkStart w:id="41" w:name="_Toc233103632"/>
       <w:r>
         <w:rPr>
           <w:rFonts w:ascii="Times New Roman" w:hAnsi="Times New Roman" w:cs="Times New Roman"/>
@@ -17065,7 +17179,7 @@
           <w:szCs w:val="36"/>
         </w:rPr>
       </w:pPr>
-      <w:bookmarkStart w:id="42" w:name="_Toc232764837"/>
+      <w:bookmarkStart w:id="42" w:name="_Toc233103633"/>
       <w:r>
         <w:rPr>
           <w:rFonts w:ascii="Times New Roman" w:hAnsi="Times New Roman" w:cs="Times New Roman"/>
@@ -17328,7 +17442,7 @@
           <w:szCs w:val="28"/>
         </w:rPr>
       </w:pPr>
-      <w:bookmarkStart w:id="43" w:name="_Toc232764838"/>
+      <w:bookmarkStart w:id="43" w:name="_Toc233103634"/>
       <w:r>
         <w:rPr>
           <w:rFonts w:ascii="Times New Roman" w:hAnsi="Times New Roman" w:cs="Times New Roman"/>
@@ -18270,7 +18384,7 @@
           <w:szCs w:val="28"/>
         </w:rPr>
       </w:pPr>
-      <w:bookmarkStart w:id="44" w:name="_Toc232764839"/>
+      <w:bookmarkStart w:id="44" w:name="_Toc233103635"/>
       <w:r>
         <w:rPr>
           <w:rFonts w:ascii="Times New Roman" w:hAnsi="Times New Roman" w:cs="Times New Roman"/>
@@ -19959,7 +20073,7 @@
           <w:szCs w:val="36"/>
         </w:rPr>
       </w:pPr>
-      <w:bookmarkStart w:id="45" w:name="_Toc232764840"/>
+      <w:bookmarkStart w:id="45" w:name="_Toc233103636"/>
       <w:r>
         <w:rPr>
           <w:rFonts w:ascii="Times New Roman" w:hAnsi="Times New Roman" w:cs="Times New Roman"/>
@@ -20855,7 +20969,7 @@
         <w:spacing w:before="0" w:after="0" w:line="312" w:lineRule="auto"/>
         <w:ind w:left="-5"/>
       </w:pPr>
-      <w:bookmarkStart w:id="46" w:name="_Toc232764841"/>
+      <w:bookmarkStart w:id="46" w:name="_Toc233103637"/>
       <w:r>
         <w:rPr>
           <w:rFonts w:ascii="Times New Roman" w:hAnsi="Times New Roman" w:cs="Times New Roman"/>
@@ -20880,48 +20994,98 @@
         </w:numPr>
         <w:spacing w:after="0" w:line="312" w:lineRule="auto"/>
         <w:ind w:right="0"/>
+        <w:rPr>
+          <w:rFonts w:ascii="Times New Roman" w:hAnsi="Times New Roman" w:cs="Times New Roman"/>
+          <w:color w:val="000000" w:themeColor="text1"/>
+        </w:rPr>
       </w:pPr>
       <w:bookmarkStart w:id="47" w:name="_Ref223599202"/>
       <w:r>
+        <w:rPr>
+          <w:rFonts w:ascii="Times New Roman" w:hAnsi="Times New Roman" w:cs="Times New Roman"/>
+          <w:color w:val="000000" w:themeColor="text1"/>
+        </w:rPr>
         <w:t>ESP32 Series Datasheet</w:t>
       </w:r>
       <w:r>
+        <w:rPr>
+          <w:rFonts w:ascii="Times New Roman" w:hAnsi="Times New Roman" w:cs="Times New Roman"/>
+          <w:color w:val="000000" w:themeColor="text1"/>
+        </w:rPr>
         <w:t xml:space="preserve">, </w:t>
       </w:r>
       <w:hyperlink r:id="rId18" w:history="1">
         <w:r>
           <w:rPr>
             <w:rStyle w:val="Hyperlink"/>
+            <w:rFonts w:ascii="Times New Roman" w:hAnsi="Times New Roman" w:cs="Times New Roman"/>
+            <w:color w:val="000000" w:themeColor="text1"/>
           </w:rPr>
           <w:t>Datasheet Link</w:t>
         </w:r>
       </w:hyperlink>
       <w:r>
+        <w:rPr>
+          <w:rFonts w:ascii="Times New Roman" w:hAnsi="Times New Roman" w:cs="Times New Roman"/>
+          <w:color w:val="000000" w:themeColor="text1"/>
+        </w:rPr>
         <w:t xml:space="preserve">, (data accesării: </w:t>
       </w:r>
       <w:r>
+        <w:rPr>
+          <w:rFonts w:ascii="Times New Roman" w:hAnsi="Times New Roman" w:cs="Times New Roman"/>
+          <w:color w:val="000000" w:themeColor="text1"/>
+        </w:rPr>
         <w:t>02</w:t>
       </w:r>
       <w:r>
+        <w:rPr>
+          <w:rFonts w:ascii="Times New Roman" w:hAnsi="Times New Roman" w:cs="Times New Roman"/>
+          <w:color w:val="000000" w:themeColor="text1"/>
+        </w:rPr>
         <w:t>.</w:t>
       </w:r>
       <w:r>
+        <w:rPr>
+          <w:rFonts w:ascii="Times New Roman" w:hAnsi="Times New Roman" w:cs="Times New Roman"/>
+          <w:color w:val="000000" w:themeColor="text1"/>
+        </w:rPr>
         <w:t>03</w:t>
       </w:r>
       <w:r>
+        <w:rPr>
+          <w:rFonts w:ascii="Times New Roman" w:hAnsi="Times New Roman" w:cs="Times New Roman"/>
+          <w:color w:val="000000" w:themeColor="text1"/>
+        </w:rPr>
         <w:t>.</w:t>
       </w:r>
       <w:r>
+        <w:rPr>
+          <w:rFonts w:ascii="Times New Roman" w:hAnsi="Times New Roman" w:cs="Times New Roman"/>
+          <w:color w:val="000000" w:themeColor="text1"/>
+        </w:rPr>
         <w:t>2026</w:t>
       </w:r>
       <w:r>
+        <w:rPr>
+          <w:rFonts w:ascii="Times New Roman" w:hAnsi="Times New Roman" w:cs="Times New Roman"/>
+          <w:color w:val="000000" w:themeColor="text1"/>
+        </w:rPr>
         <w:t>)</w:t>
       </w:r>
       <w:bookmarkEnd w:id="47"/>
       <w:r>
+        <w:rPr>
+          <w:rFonts w:ascii="Times New Roman" w:hAnsi="Times New Roman" w:cs="Times New Roman"/>
+          <w:color w:val="000000" w:themeColor="text1"/>
+        </w:rPr>
         <w:t>.</w:t>
       </w:r>
       <w:r>
+        <w:rPr>
+          <w:rFonts w:ascii="Times New Roman" w:hAnsi="Times New Roman" w:cs="Times New Roman"/>
+          <w:color w:val="000000" w:themeColor="text1"/>
+        </w:rPr>
         <w:t xml:space="preserve"> </w:t>
       </w:r>
     </w:p>
@@ -20933,45 +21097,91 @@
         </w:numPr>
         <w:spacing w:after="0" w:line="312" w:lineRule="auto"/>
         <w:ind w:right="0"/>
+        <w:rPr>
+          <w:rFonts w:ascii="Times New Roman" w:hAnsi="Times New Roman" w:cs="Times New Roman"/>
+          <w:color w:val="000000" w:themeColor="text1"/>
+        </w:rPr>
       </w:pPr>
       <w:bookmarkStart w:id="48" w:name="_Ref223678309"/>
       <w:r>
+        <w:rPr>
+          <w:rFonts w:ascii="Times New Roman" w:hAnsi="Times New Roman" w:cs="Times New Roman"/>
+          <w:color w:val="000000" w:themeColor="text1"/>
+        </w:rPr>
         <w:t xml:space="preserve">ESP32 </w:t>
       </w:r>
       <w:r>
+        <w:rPr>
+          <w:rFonts w:ascii="Times New Roman" w:hAnsi="Times New Roman" w:cs="Times New Roman"/>
+          <w:color w:val="000000" w:themeColor="text1"/>
+        </w:rPr>
         <w:t>Technical Reference Manual</w:t>
       </w:r>
       <w:r>
+        <w:rPr>
+          <w:rFonts w:ascii="Times New Roman" w:hAnsi="Times New Roman" w:cs="Times New Roman"/>
+          <w:color w:val="000000" w:themeColor="text1"/>
+        </w:rPr>
         <w:t xml:space="preserve">, </w:t>
       </w:r>
       <w:hyperlink r:id="rId19" w:history="1">
         <w:r>
           <w:rPr>
             <w:rStyle w:val="Hyperlink"/>
+            <w:rFonts w:ascii="Times New Roman" w:hAnsi="Times New Roman" w:cs="Times New Roman"/>
+            <w:color w:val="000000" w:themeColor="text1"/>
           </w:rPr>
           <w:t>Datasheet Link</w:t>
         </w:r>
       </w:hyperlink>
       <w:r>
+        <w:rPr>
+          <w:rFonts w:ascii="Times New Roman" w:hAnsi="Times New Roman" w:cs="Times New Roman"/>
+          <w:color w:val="000000" w:themeColor="text1"/>
+        </w:rPr>
         <w:t xml:space="preserve">, (data accesării: </w:t>
       </w:r>
       <w:r>
+        <w:rPr>
+          <w:rFonts w:ascii="Times New Roman" w:hAnsi="Times New Roman" w:cs="Times New Roman"/>
+          <w:color w:val="000000" w:themeColor="text1"/>
+        </w:rPr>
         <w:t>18</w:t>
       </w:r>
       <w:r>
+        <w:rPr>
+          <w:rFonts w:ascii="Times New Roman" w:hAnsi="Times New Roman" w:cs="Times New Roman"/>
+          <w:color w:val="000000" w:themeColor="text1"/>
+        </w:rPr>
         <w:t>.0</w:t>
       </w:r>
       <w:r>
+        <w:rPr>
+          <w:rFonts w:ascii="Times New Roman" w:hAnsi="Times New Roman" w:cs="Times New Roman"/>
+          <w:color w:val="000000" w:themeColor="text1"/>
+        </w:rPr>
         <w:t>2</w:t>
       </w:r>
       <w:r>
+        <w:rPr>
+          <w:rFonts w:ascii="Times New Roman" w:hAnsi="Times New Roman" w:cs="Times New Roman"/>
+          <w:color w:val="000000" w:themeColor="text1"/>
+        </w:rPr>
         <w:t>.2026)</w:t>
       </w:r>
       <w:r>
+        <w:rPr>
+          <w:rFonts w:ascii="Times New Roman" w:hAnsi="Times New Roman" w:cs="Times New Roman"/>
+          <w:color w:val="000000" w:themeColor="text1"/>
+        </w:rPr>
         <w:t>.</w:t>
       </w:r>
       <w:bookmarkEnd w:id="48"/>
       <w:r>
+        <w:rPr>
+          <w:rFonts w:ascii="Times New Roman" w:hAnsi="Times New Roman" w:cs="Times New Roman"/>
+          <w:color w:val="000000" w:themeColor="text1"/>
+        </w:rPr>
         <w:t xml:space="preserve"> </w:t>
       </w:r>
     </w:p>
@@ -20983,37 +21193,75 @@
         </w:numPr>
         <w:spacing w:after="0" w:line="312" w:lineRule="auto"/>
         <w:ind w:right="0"/>
-      </w:pPr>
-      <w:r>
+        <w:rPr>
+          <w:rFonts w:ascii="Times New Roman" w:hAnsi="Times New Roman" w:cs="Times New Roman"/>
+          <w:color w:val="000000" w:themeColor="text1"/>
+        </w:rPr>
+      </w:pPr>
+      <w:r>
+        <w:rPr>
+          <w:rFonts w:ascii="Times New Roman" w:hAnsi="Times New Roman" w:cs="Times New Roman"/>
+          <w:color w:val="000000" w:themeColor="text1"/>
+        </w:rPr>
         <w:t>ESP32-WROOM-32E Datasheet</w:t>
       </w:r>
       <w:r>
+        <w:rPr>
+          <w:rFonts w:ascii="Times New Roman" w:hAnsi="Times New Roman" w:cs="Times New Roman"/>
+          <w:color w:val="000000" w:themeColor="text1"/>
+        </w:rPr>
         <w:t xml:space="preserve">, </w:t>
       </w:r>
       <w:hyperlink r:id="rId20" w:history="1">
         <w:r>
           <w:rPr>
             <w:rStyle w:val="Hyperlink"/>
+            <w:rFonts w:ascii="Times New Roman" w:hAnsi="Times New Roman" w:cs="Times New Roman"/>
+            <w:color w:val="000000" w:themeColor="text1"/>
           </w:rPr>
           <w:t>Datasheet Link</w:t>
         </w:r>
       </w:hyperlink>
       <w:r>
+        <w:rPr>
+          <w:rFonts w:ascii="Times New Roman" w:hAnsi="Times New Roman" w:cs="Times New Roman"/>
+          <w:color w:val="000000" w:themeColor="text1"/>
+        </w:rPr>
         <w:t xml:space="preserve">, (data accesării: </w:t>
       </w:r>
       <w:r>
+        <w:rPr>
+          <w:rFonts w:ascii="Times New Roman" w:hAnsi="Times New Roman" w:cs="Times New Roman"/>
+          <w:color w:val="000000" w:themeColor="text1"/>
+        </w:rPr>
         <w:t>22</w:t>
       </w:r>
       <w:r>
+        <w:rPr>
+          <w:rFonts w:ascii="Times New Roman" w:hAnsi="Times New Roman" w:cs="Times New Roman"/>
+          <w:color w:val="000000" w:themeColor="text1"/>
+        </w:rPr>
         <w:t>.0</w:t>
       </w:r>
       <w:r>
+        <w:rPr>
+          <w:rFonts w:ascii="Times New Roman" w:hAnsi="Times New Roman" w:cs="Times New Roman"/>
+          <w:color w:val="000000" w:themeColor="text1"/>
+        </w:rPr>
         <w:t>1</w:t>
       </w:r>
       <w:r>
+        <w:rPr>
+          <w:rFonts w:ascii="Times New Roman" w:hAnsi="Times New Roman" w:cs="Times New Roman"/>
+          <w:color w:val="000000" w:themeColor="text1"/>
+        </w:rPr>
         <w:t>.2026)</w:t>
       </w:r>
       <w:r>
+        <w:rPr>
+          <w:rFonts w:ascii="Times New Roman" w:hAnsi="Times New Roman" w:cs="Times New Roman"/>
+          <w:color w:val="000000" w:themeColor="text1"/>
+        </w:rPr>
         <w:t>.</w:t>
       </w:r>
     </w:p>
@@ -21025,28 +21273,54 @@
         </w:numPr>
         <w:spacing w:after="0" w:line="312" w:lineRule="auto"/>
         <w:ind w:right="0"/>
-      </w:pPr>
-      <w:r>
+        <w:rPr>
+          <w:rFonts w:ascii="Times New Roman" w:hAnsi="Times New Roman" w:cs="Times New Roman"/>
+          <w:color w:val="000000" w:themeColor="text1"/>
+        </w:rPr>
+      </w:pPr>
+      <w:r>
+        <w:rPr>
+          <w:rFonts w:ascii="Times New Roman" w:hAnsi="Times New Roman" w:cs="Times New Roman"/>
+          <w:color w:val="000000" w:themeColor="text1"/>
+        </w:rPr>
         <w:t xml:space="preserve">Robotic Hand </w:t>
       </w:r>
       <w:r>
+        <w:rPr>
+          <w:rFonts w:ascii="Times New Roman" w:hAnsi="Times New Roman" w:cs="Times New Roman"/>
+          <w:color w:val="000000" w:themeColor="text1"/>
+        </w:rPr>
         <w:t>r</w:t>
       </w:r>
       <w:r>
+        <w:rPr>
+          <w:rFonts w:ascii="Times New Roman" w:hAnsi="Times New Roman" w:cs="Times New Roman"/>
+          <w:color w:val="000000" w:themeColor="text1"/>
+        </w:rPr>
         <w:t xml:space="preserve">esearch, </w:t>
       </w:r>
       <w:hyperlink r:id="rId21" w:history="1">
         <w:r>
           <w:rPr>
             <w:rStyle w:val="Hyperlink"/>
+            <w:rFonts w:ascii="Times New Roman" w:hAnsi="Times New Roman" w:cs="Times New Roman"/>
+            <w:color w:val="000000" w:themeColor="text1"/>
           </w:rPr>
           <w:t>Link</w:t>
         </w:r>
       </w:hyperlink>
       <w:r>
+        <w:rPr>
+          <w:rFonts w:ascii="Times New Roman" w:hAnsi="Times New Roman" w:cs="Times New Roman"/>
+          <w:color w:val="000000" w:themeColor="text1"/>
+        </w:rPr>
         <w:t>, (data accesării: 03.03.2026)</w:t>
       </w:r>
       <w:r>
+        <w:rPr>
+          <w:rFonts w:ascii="Times New Roman" w:hAnsi="Times New Roman" w:cs="Times New Roman"/>
+          <w:color w:val="000000" w:themeColor="text1"/>
+        </w:rPr>
         <w:t>.</w:t>
       </w:r>
     </w:p>
@@ -21058,60 +21332,126 @@
         </w:numPr>
         <w:spacing w:after="0" w:line="312" w:lineRule="auto"/>
         <w:ind w:right="0"/>
+        <w:rPr>
+          <w:rFonts w:ascii="Times New Roman" w:hAnsi="Times New Roman" w:cs="Times New Roman"/>
+          <w:color w:val="000000" w:themeColor="text1"/>
+        </w:rPr>
       </w:pPr>
       <w:bookmarkStart w:id="49" w:name="_Ref223425662"/>
       <w:r>
+        <w:rPr>
+          <w:rFonts w:ascii="Times New Roman" w:hAnsi="Times New Roman" w:cs="Times New Roman"/>
+          <w:color w:val="000000" w:themeColor="text1"/>
+        </w:rPr>
         <w:t>She Y</w:t>
       </w:r>
       <w:r>
+        <w:rPr>
+          <w:rFonts w:ascii="Times New Roman" w:hAnsi="Times New Roman" w:cs="Times New Roman"/>
+          <w:color w:val="000000" w:themeColor="text1"/>
+        </w:rPr>
         <w:t>.</w:t>
       </w:r>
       <w:r>
+        <w:rPr>
+          <w:rFonts w:ascii="Times New Roman" w:hAnsi="Times New Roman" w:cs="Times New Roman"/>
+          <w:color w:val="000000" w:themeColor="text1"/>
+        </w:rPr>
         <w:t>, Li C</w:t>
       </w:r>
       <w:r>
+        <w:rPr>
+          <w:rFonts w:ascii="Times New Roman" w:hAnsi="Times New Roman" w:cs="Times New Roman"/>
+          <w:color w:val="000000" w:themeColor="text1"/>
+        </w:rPr>
         <w:t>.</w:t>
       </w:r>
       <w:r>
+        <w:rPr>
+          <w:rFonts w:ascii="Times New Roman" w:hAnsi="Times New Roman" w:cs="Times New Roman"/>
+          <w:color w:val="000000" w:themeColor="text1"/>
+        </w:rPr>
         <w:t>, Cleary J</w:t>
       </w:r>
       <w:r>
+        <w:rPr>
+          <w:rFonts w:ascii="Times New Roman" w:hAnsi="Times New Roman" w:cs="Times New Roman"/>
+          <w:color w:val="000000" w:themeColor="text1"/>
+        </w:rPr>
         <w:t>.</w:t>
       </w:r>
       <w:r>
+        <w:rPr>
+          <w:rFonts w:ascii="Times New Roman" w:hAnsi="Times New Roman" w:cs="Times New Roman"/>
+          <w:color w:val="000000" w:themeColor="text1"/>
+        </w:rPr>
         <w:t>, Su H</w:t>
       </w:r>
       <w:r>
+        <w:rPr>
+          <w:rFonts w:ascii="Times New Roman" w:hAnsi="Times New Roman" w:cs="Times New Roman"/>
+          <w:color w:val="000000" w:themeColor="text1"/>
+        </w:rPr>
         <w:t>.</w:t>
       </w:r>
       <w:r>
+        <w:rPr>
+          <w:rFonts w:ascii="Times New Roman" w:hAnsi="Times New Roman" w:cs="Times New Roman"/>
+          <w:color w:val="000000" w:themeColor="text1"/>
+        </w:rPr>
         <w:t xml:space="preserve"> (2024)</w:t>
       </w:r>
       <w:r>
+        <w:rPr>
+          <w:rFonts w:ascii="Times New Roman" w:hAnsi="Times New Roman" w:cs="Times New Roman"/>
+          <w:color w:val="000000" w:themeColor="text1"/>
+        </w:rPr>
         <w:t>.</w:t>
       </w:r>
       <w:r>
+        <w:rPr>
+          <w:rFonts w:ascii="Times New Roman" w:hAnsi="Times New Roman" w:cs="Times New Roman"/>
+          <w:color w:val="000000" w:themeColor="text1"/>
+        </w:rPr>
         <w:t xml:space="preserve"> Design and fabrication of a soft robotic hand with embedded actuators and sensors. ASME J. Mechanisms Robotics 7(2):021007</w:t>
       </w:r>
       <w:r>
+        <w:rPr>
+          <w:rFonts w:ascii="Times New Roman" w:hAnsi="Times New Roman" w:cs="Times New Roman"/>
+          <w:color w:val="000000" w:themeColor="text1"/>
+        </w:rPr>
         <w:t>.</w:t>
       </w:r>
       <w:r>
+        <w:rPr>
+          <w:rFonts w:ascii="Times New Roman" w:hAnsi="Times New Roman" w:cs="Times New Roman"/>
+          <w:color w:val="000000" w:themeColor="text1"/>
+        </w:rPr>
         <w:t xml:space="preserve"> </w:t>
       </w:r>
       <w:hyperlink r:id="rId22" w:history="1">
         <w:r>
           <w:rPr>
             <w:rStyle w:val="Hyperlink"/>
+            <w:rFonts w:ascii="Times New Roman" w:hAnsi="Times New Roman" w:cs="Times New Roman"/>
+            <w:color w:val="000000" w:themeColor="text1"/>
           </w:rPr>
           <w:t>Link</w:t>
         </w:r>
       </w:hyperlink>
       <w:r>
+        <w:rPr>
+          <w:rFonts w:ascii="Times New Roman" w:hAnsi="Times New Roman" w:cs="Times New Roman"/>
+          <w:color w:val="000000" w:themeColor="text1"/>
+        </w:rPr>
         <w:t>, (data accesării: 03.03.2026)</w:t>
       </w:r>
       <w:bookmarkEnd w:id="49"/>
       <w:r>
+        <w:rPr>
+          <w:rFonts w:ascii="Times New Roman" w:hAnsi="Times New Roman" w:cs="Times New Roman"/>
+          <w:color w:val="000000" w:themeColor="text1"/>
+        </w:rPr>
         <w:t>.</w:t>
       </w:r>
     </w:p>
@@ -21123,78 +21463,168 @@
         </w:numPr>
         <w:spacing w:after="0" w:line="312" w:lineRule="auto"/>
         <w:ind w:right="0"/>
+        <w:rPr>
+          <w:rFonts w:ascii="Times New Roman" w:hAnsi="Times New Roman" w:cs="Times New Roman"/>
+          <w:color w:val="000000" w:themeColor="text1"/>
+        </w:rPr>
       </w:pPr>
       <w:bookmarkStart w:id="50" w:name="_Ref223425876"/>
       <w:r>
+        <w:rPr>
+          <w:rFonts w:ascii="Times New Roman" w:hAnsi="Times New Roman" w:cs="Times New Roman"/>
+          <w:color w:val="000000" w:themeColor="text1"/>
+        </w:rPr>
         <w:t>Yang H</w:t>
       </w:r>
       <w:r>
+        <w:rPr>
+          <w:rFonts w:ascii="Times New Roman" w:hAnsi="Times New Roman" w:cs="Times New Roman"/>
+          <w:color w:val="000000" w:themeColor="text1"/>
+        </w:rPr>
         <w:t>.</w:t>
       </w:r>
       <w:r>
+        <w:rPr>
+          <w:rFonts w:ascii="Times New Roman" w:hAnsi="Times New Roman" w:cs="Times New Roman"/>
+          <w:color w:val="000000" w:themeColor="text1"/>
+        </w:rPr>
         <w:t>, Wei G</w:t>
       </w:r>
       <w:r>
+        <w:rPr>
+          <w:rFonts w:ascii="Times New Roman" w:hAnsi="Times New Roman" w:cs="Times New Roman"/>
+          <w:color w:val="000000" w:themeColor="text1"/>
+        </w:rPr>
         <w:t>.</w:t>
       </w:r>
       <w:r>
+        <w:rPr>
+          <w:rFonts w:ascii="Times New Roman" w:hAnsi="Times New Roman" w:cs="Times New Roman"/>
+          <w:color w:val="000000" w:themeColor="text1"/>
+        </w:rPr>
         <w:t>, Ren L</w:t>
       </w:r>
       <w:r>
+        <w:rPr>
+          <w:rFonts w:ascii="Times New Roman" w:hAnsi="Times New Roman" w:cs="Times New Roman"/>
+          <w:color w:val="000000" w:themeColor="text1"/>
+        </w:rPr>
         <w:t>.</w:t>
       </w:r>
       <w:r>
+        <w:rPr>
+          <w:rFonts w:ascii="Times New Roman" w:hAnsi="Times New Roman" w:cs="Times New Roman"/>
+          <w:color w:val="000000" w:themeColor="text1"/>
+        </w:rPr>
         <w:t>, Qian Z</w:t>
       </w:r>
       <w:r>
+        <w:rPr>
+          <w:rFonts w:ascii="Times New Roman" w:hAnsi="Times New Roman" w:cs="Times New Roman"/>
+          <w:color w:val="000000" w:themeColor="text1"/>
+        </w:rPr>
         <w:t>.</w:t>
       </w:r>
       <w:r>
+        <w:rPr>
+          <w:rFonts w:ascii="Times New Roman" w:hAnsi="Times New Roman" w:cs="Times New Roman"/>
+          <w:color w:val="000000" w:themeColor="text1"/>
+        </w:rPr>
         <w:t>, Wang K</w:t>
       </w:r>
       <w:r>
+        <w:rPr>
+          <w:rFonts w:ascii="Times New Roman" w:hAnsi="Times New Roman" w:cs="Times New Roman"/>
+          <w:color w:val="000000" w:themeColor="text1"/>
+        </w:rPr>
         <w:t>.</w:t>
       </w:r>
       <w:r>
+        <w:rPr>
+          <w:rFonts w:ascii="Times New Roman" w:hAnsi="Times New Roman" w:cs="Times New Roman"/>
+          <w:color w:val="000000" w:themeColor="text1"/>
+        </w:rPr>
         <w:t>, Xiu H</w:t>
       </w:r>
       <w:r>
+        <w:rPr>
+          <w:rFonts w:ascii="Times New Roman" w:hAnsi="Times New Roman" w:cs="Times New Roman"/>
+          <w:color w:val="000000" w:themeColor="text1"/>
+        </w:rPr>
         <w:t>.</w:t>
       </w:r>
       <w:r>
+        <w:rPr>
+          <w:rFonts w:ascii="Times New Roman" w:hAnsi="Times New Roman" w:cs="Times New Roman"/>
+          <w:color w:val="000000" w:themeColor="text1"/>
+        </w:rPr>
         <w:t>, Liang W</w:t>
       </w:r>
       <w:r>
+        <w:rPr>
+          <w:rFonts w:ascii="Times New Roman" w:hAnsi="Times New Roman" w:cs="Times New Roman"/>
+          <w:color w:val="000000" w:themeColor="text1"/>
+        </w:rPr>
         <w:t>.</w:t>
       </w:r>
       <w:r>
+        <w:rPr>
+          <w:rFonts w:ascii="Times New Roman" w:hAnsi="Times New Roman" w:cs="Times New Roman"/>
+          <w:color w:val="000000" w:themeColor="text1"/>
+        </w:rPr>
         <w:t xml:space="preserve"> (2021)</w:t>
       </w:r>
       <w:r>
+        <w:rPr>
+          <w:rFonts w:ascii="Times New Roman" w:hAnsi="Times New Roman" w:cs="Times New Roman"/>
+          <w:color w:val="000000" w:themeColor="text1"/>
+        </w:rPr>
         <w:t>.</w:t>
       </w:r>
       <w:r>
+        <w:rPr>
+          <w:rFonts w:ascii="Times New Roman" w:hAnsi="Times New Roman" w:cs="Times New Roman"/>
+          <w:color w:val="000000" w:themeColor="text1"/>
+        </w:rPr>
         <w:t xml:space="preserve"> An affordable linkage-and-tendon hybrid-driven anthropomorphic robotic hand-MCR-hand II. ASME J. Mechanisms Robotics 13(2)</w:t>
       </w:r>
       <w:r>
+        <w:rPr>
+          <w:rFonts w:ascii="Times New Roman" w:hAnsi="Times New Roman" w:cs="Times New Roman"/>
+          <w:color w:val="000000" w:themeColor="text1"/>
+        </w:rPr>
         <w:t>.</w:t>
       </w:r>
       <w:r>
+        <w:rPr>
+          <w:rFonts w:ascii="Times New Roman" w:hAnsi="Times New Roman" w:cs="Times New Roman"/>
+          <w:color w:val="000000" w:themeColor="text1"/>
+        </w:rPr>
         <w:t xml:space="preserve"> </w:t>
       </w:r>
       <w:hyperlink r:id="rId23" w:history="1">
         <w:r>
           <w:rPr>
             <w:rStyle w:val="Hyperlink"/>
+            <w:rFonts w:ascii="Times New Roman" w:hAnsi="Times New Roman" w:cs="Times New Roman"/>
+            <w:color w:val="000000" w:themeColor="text1"/>
           </w:rPr>
           <w:t>Link</w:t>
         </w:r>
       </w:hyperlink>
       <w:r>
+        <w:rPr>
+          <w:rFonts w:ascii="Times New Roman" w:hAnsi="Times New Roman" w:cs="Times New Roman"/>
+          <w:color w:val="000000" w:themeColor="text1"/>
+        </w:rPr>
         <w:t>, (data accesării: 03.03.2026)</w:t>
       </w:r>
       <w:bookmarkEnd w:id="50"/>
       <w:r>
+        <w:rPr>
+          <w:rFonts w:ascii="Times New Roman" w:hAnsi="Times New Roman" w:cs="Times New Roman"/>
+          <w:color w:val="000000" w:themeColor="text1"/>
+        </w:rPr>
         <w:t>.</w:t>
       </w:r>
     </w:p>
@@ -21206,54 +21636,112 @@
         </w:numPr>
         <w:spacing w:after="0" w:line="312" w:lineRule="auto"/>
         <w:ind w:right="0"/>
+        <w:rPr>
+          <w:rFonts w:ascii="Times New Roman" w:hAnsi="Times New Roman" w:cs="Times New Roman"/>
+          <w:color w:val="000000" w:themeColor="text1"/>
+        </w:rPr>
       </w:pPr>
       <w:bookmarkStart w:id="51" w:name="_Ref223426014"/>
       <w:r>
+        <w:rPr>
+          <w:rFonts w:ascii="Times New Roman" w:hAnsi="Times New Roman" w:cs="Times New Roman"/>
+          <w:color w:val="000000" w:themeColor="text1"/>
+        </w:rPr>
         <w:t>Butterfaß J</w:t>
       </w:r>
       <w:r>
+        <w:rPr>
+          <w:rFonts w:ascii="Times New Roman" w:hAnsi="Times New Roman" w:cs="Times New Roman"/>
+          <w:color w:val="000000" w:themeColor="text1"/>
+        </w:rPr>
         <w:t>.</w:t>
       </w:r>
       <w:r>
+        <w:rPr>
+          <w:rFonts w:ascii="Times New Roman" w:hAnsi="Times New Roman" w:cs="Times New Roman"/>
+          <w:color w:val="000000" w:themeColor="text1"/>
+        </w:rPr>
         <w:t>, Grebenstein M</w:t>
       </w:r>
       <w:r>
+        <w:rPr>
+          <w:rFonts w:ascii="Times New Roman" w:hAnsi="Times New Roman" w:cs="Times New Roman"/>
+          <w:color w:val="000000" w:themeColor="text1"/>
+        </w:rPr>
         <w:t>.</w:t>
       </w:r>
       <w:r>
+        <w:rPr>
+          <w:rFonts w:ascii="Times New Roman" w:hAnsi="Times New Roman" w:cs="Times New Roman"/>
+          <w:color w:val="000000" w:themeColor="text1"/>
+        </w:rPr>
         <w:t>, Liu H</w:t>
       </w:r>
       <w:r>
+        <w:rPr>
+          <w:rFonts w:ascii="Times New Roman" w:hAnsi="Times New Roman" w:cs="Times New Roman"/>
+          <w:color w:val="000000" w:themeColor="text1"/>
+        </w:rPr>
         <w:t>.</w:t>
       </w:r>
       <w:r>
+        <w:rPr>
+          <w:rFonts w:ascii="Times New Roman" w:hAnsi="Times New Roman" w:cs="Times New Roman"/>
+          <w:color w:val="000000" w:themeColor="text1"/>
+        </w:rPr>
         <w:t>, Hirzinger G</w:t>
       </w:r>
       <w:r>
+        <w:rPr>
+          <w:rFonts w:ascii="Times New Roman" w:hAnsi="Times New Roman" w:cs="Times New Roman"/>
+          <w:color w:val="000000" w:themeColor="text1"/>
+        </w:rPr>
         <w:t>.</w:t>
       </w:r>
       <w:r>
+        <w:rPr>
+          <w:rFonts w:ascii="Times New Roman" w:hAnsi="Times New Roman" w:cs="Times New Roman"/>
+          <w:color w:val="000000" w:themeColor="text1"/>
+        </w:rPr>
         <w:t xml:space="preserve"> (2001) DLR-Hand II: next generation of a dextrous robot hand. In: Proceedings 2001 ICRA. IEEE International Conference on Robotics and Automation, vol. 1, pp. 109–114</w:t>
       </w:r>
       <w:r>
+        <w:rPr>
+          <w:rFonts w:ascii="Times New Roman" w:hAnsi="Times New Roman" w:cs="Times New Roman"/>
+          <w:color w:val="000000" w:themeColor="text1"/>
+        </w:rPr>
         <w:t>.</w:t>
       </w:r>
       <w:r>
+        <w:rPr>
+          <w:rFonts w:ascii="Times New Roman" w:hAnsi="Times New Roman" w:cs="Times New Roman"/>
+          <w:color w:val="000000" w:themeColor="text1"/>
+        </w:rPr>
         <w:t xml:space="preserve"> </w:t>
       </w:r>
       <w:hyperlink r:id="rId24" w:history="1">
         <w:r>
           <w:rPr>
             <w:rStyle w:val="Hyperlink"/>
+            <w:rFonts w:ascii="Times New Roman" w:hAnsi="Times New Roman" w:cs="Times New Roman"/>
+            <w:color w:val="000000" w:themeColor="text1"/>
           </w:rPr>
           <w:t>Link</w:t>
         </w:r>
       </w:hyperlink>
       <w:r>
+        <w:rPr>
+          <w:rFonts w:ascii="Times New Roman" w:hAnsi="Times New Roman" w:cs="Times New Roman"/>
+          <w:color w:val="000000" w:themeColor="text1"/>
+        </w:rPr>
         <w:t>, (data accesării: 03.03.2026)</w:t>
       </w:r>
       <w:bookmarkEnd w:id="51"/>
       <w:r>
+        <w:rPr>
+          <w:rFonts w:ascii="Times New Roman" w:hAnsi="Times New Roman" w:cs="Times New Roman"/>
+          <w:color w:val="000000" w:themeColor="text1"/>
+        </w:rPr>
         <w:t>.</w:t>
       </w:r>
     </w:p>
@@ -21265,76 +21753,140 @@
         </w:numPr>
         <w:spacing w:after="0" w:line="312" w:lineRule="auto"/>
         <w:ind w:right="0"/>
+        <w:rPr>
+          <w:rFonts w:ascii="Times New Roman" w:hAnsi="Times New Roman" w:cs="Times New Roman"/>
+          <w:color w:val="000000" w:themeColor="text1"/>
+        </w:rPr>
       </w:pPr>
       <w:bookmarkStart w:id="52" w:name="_Ref223426693"/>
       <w:r>
+        <w:rPr>
+          <w:rFonts w:ascii="Times New Roman" w:hAnsi="Times New Roman" w:cs="Times New Roman"/>
+          <w:color w:val="000000" w:themeColor="text1"/>
+        </w:rPr>
         <w:t>Johannes MS</w:t>
       </w:r>
       <w:r>
+        <w:rPr>
+          <w:rFonts w:ascii="Times New Roman" w:hAnsi="Times New Roman" w:cs="Times New Roman"/>
+          <w:color w:val="000000" w:themeColor="text1"/>
+        </w:rPr>
         <w:t>.</w:t>
       </w:r>
       <w:r>
+        <w:rPr>
+          <w:rFonts w:ascii="Times New Roman" w:hAnsi="Times New Roman" w:cs="Times New Roman"/>
+          <w:color w:val="000000" w:themeColor="text1"/>
+        </w:rPr>
         <w:t>, Bigelow JD</w:t>
       </w:r>
       <w:r>
+        <w:rPr>
+          <w:rFonts w:ascii="Times New Roman" w:hAnsi="Times New Roman" w:cs="Times New Roman"/>
+          <w:color w:val="000000" w:themeColor="text1"/>
+        </w:rPr>
         <w:t>.</w:t>
       </w:r>
       <w:r>
+        <w:rPr>
+          <w:rFonts w:ascii="Times New Roman" w:hAnsi="Times New Roman" w:cs="Times New Roman"/>
+          <w:color w:val="000000" w:themeColor="text1"/>
+        </w:rPr>
         <w:t>, Burck JM</w:t>
       </w:r>
       <w:r>
+        <w:rPr>
+          <w:rFonts w:ascii="Times New Roman" w:hAnsi="Times New Roman" w:cs="Times New Roman"/>
+          <w:color w:val="000000" w:themeColor="text1"/>
+        </w:rPr>
         <w:t>.</w:t>
       </w:r>
       <w:r>
+        <w:rPr>
+          <w:rFonts w:ascii="Times New Roman" w:hAnsi="Times New Roman" w:cs="Times New Roman"/>
+          <w:color w:val="000000" w:themeColor="text1"/>
+        </w:rPr>
         <w:t>, Harshbarger SD</w:t>
       </w:r>
       <w:r>
+        <w:rPr>
+          <w:rFonts w:ascii="Times New Roman" w:hAnsi="Times New Roman" w:cs="Times New Roman"/>
+          <w:color w:val="000000" w:themeColor="text1"/>
+        </w:rPr>
         <w:t>.</w:t>
       </w:r>
       <w:r>
+        <w:rPr>
+          <w:rFonts w:ascii="Times New Roman" w:hAnsi="Times New Roman" w:cs="Times New Roman"/>
+          <w:color w:val="000000" w:themeColor="text1"/>
+        </w:rPr>
         <w:t>, Kozlowski MV</w:t>
       </w:r>
       <w:r>
+        <w:rPr>
+          <w:rFonts w:ascii="Times New Roman" w:hAnsi="Times New Roman" w:cs="Times New Roman"/>
+          <w:color w:val="000000" w:themeColor="text1"/>
+        </w:rPr>
         <w:t>.</w:t>
       </w:r>
       <w:r>
+        <w:rPr>
+          <w:rFonts w:ascii="Times New Roman" w:hAnsi="Times New Roman" w:cs="Times New Roman"/>
+          <w:color w:val="000000" w:themeColor="text1"/>
+        </w:rPr>
         <w:t>, Van Doren T</w:t>
       </w:r>
       <w:r>
+        <w:rPr>
+          <w:rFonts w:ascii="Times New Roman" w:hAnsi="Times New Roman" w:cs="Times New Roman"/>
+          <w:color w:val="000000" w:themeColor="text1"/>
+        </w:rPr>
         <w:t>.</w:t>
       </w:r>
       <w:r>
+        <w:rPr>
+          <w:rFonts w:ascii="Times New Roman" w:hAnsi="Times New Roman" w:cs="Times New Roman"/>
+          <w:color w:val="000000" w:themeColor="text1"/>
+        </w:rPr>
         <w:t xml:space="preserve"> (2011)</w:t>
       </w:r>
       <w:r>
+        <w:rPr>
+          <w:rFonts w:ascii="Times New Roman" w:hAnsi="Times New Roman" w:cs="Times New Roman"/>
+          <w:color w:val="000000" w:themeColor="text1"/>
+        </w:rPr>
         <w:t>.</w:t>
       </w:r>
       <w:r>
+        <w:rPr>
+          <w:rFonts w:ascii="Times New Roman" w:hAnsi="Times New Roman" w:cs="Times New Roman"/>
+          <w:color w:val="000000" w:themeColor="text1"/>
+        </w:rPr>
         <w:t xml:space="preserve"> An overview of the developmental process for the modular prosthetic limb. J Hopkins APL Tech Dig 30(3):207–216, </w:t>
       </w:r>
-      <w:r>
-        <w:fldChar w:fldCharType="begin"/>
-      </w:r>
-      <w:r>
-        <w:instrText>HYPERLINK "https://www.jhuapl.edu/sites/default/files/2024-09/30-3-Johannes.pdf"</w:instrText>
-      </w:r>
-      <w:r>
-        <w:fldChar w:fldCharType="separate"/>
-      </w:r>
-      <w:r>
-        <w:rPr>
-          <w:rStyle w:val="Hyperlink"/>
-        </w:rPr>
-        <w:t>Link</w:t>
-      </w:r>
-      <w:r>
-        <w:fldChar w:fldCharType="end"/>
-      </w:r>
-      <w:r>
+      <w:hyperlink r:id="rId25" w:history="1">
+        <w:r>
+          <w:rPr>
+            <w:rStyle w:val="Hyperlink"/>
+            <w:rFonts w:ascii="Times New Roman" w:hAnsi="Times New Roman" w:cs="Times New Roman"/>
+            <w:color w:val="000000" w:themeColor="text1"/>
+          </w:rPr>
+          <w:t>Link</w:t>
+        </w:r>
+      </w:hyperlink>
+      <w:r>
+        <w:rPr>
+          <w:rFonts w:ascii="Times New Roman" w:hAnsi="Times New Roman" w:cs="Times New Roman"/>
+          <w:color w:val="000000" w:themeColor="text1"/>
+        </w:rPr>
         <w:t>, (data accesării: 04.03.2026)</w:t>
       </w:r>
       <w:bookmarkEnd w:id="52"/>
       <w:r>
+        <w:rPr>
+          <w:rFonts w:ascii="Times New Roman" w:hAnsi="Times New Roman" w:cs="Times New Roman"/>
+          <w:color w:val="000000" w:themeColor="text1"/>
+        </w:rPr>
         <w:t>.</w:t>
       </w:r>
     </w:p>
@@ -21346,60 +21898,126 @@
         </w:numPr>
         <w:spacing w:after="0" w:line="312" w:lineRule="auto"/>
         <w:ind w:right="0"/>
+        <w:rPr>
+          <w:rFonts w:ascii="Times New Roman" w:hAnsi="Times New Roman" w:cs="Times New Roman"/>
+          <w:color w:val="000000" w:themeColor="text1"/>
+        </w:rPr>
       </w:pPr>
       <w:bookmarkStart w:id="53" w:name="_Ref223426984"/>
       <w:r>
+        <w:rPr>
+          <w:rFonts w:ascii="Times New Roman" w:hAnsi="Times New Roman" w:cs="Times New Roman"/>
+          <w:color w:val="000000" w:themeColor="text1"/>
+        </w:rPr>
         <w:t>Piazza C</w:t>
       </w:r>
       <w:r>
+        <w:rPr>
+          <w:rFonts w:ascii="Times New Roman" w:hAnsi="Times New Roman" w:cs="Times New Roman"/>
+          <w:color w:val="000000" w:themeColor="text1"/>
+        </w:rPr>
         <w:t>.</w:t>
       </w:r>
       <w:r>
+        <w:rPr>
+          <w:rFonts w:ascii="Times New Roman" w:hAnsi="Times New Roman" w:cs="Times New Roman"/>
+          <w:color w:val="000000" w:themeColor="text1"/>
+        </w:rPr>
         <w:t>, Grioli G</w:t>
       </w:r>
       <w:r>
+        <w:rPr>
+          <w:rFonts w:ascii="Times New Roman" w:hAnsi="Times New Roman" w:cs="Times New Roman"/>
+          <w:color w:val="000000" w:themeColor="text1"/>
+        </w:rPr>
         <w:t>.</w:t>
       </w:r>
       <w:r>
+        <w:rPr>
+          <w:rFonts w:ascii="Times New Roman" w:hAnsi="Times New Roman" w:cs="Times New Roman"/>
+          <w:color w:val="000000" w:themeColor="text1"/>
+        </w:rPr>
         <w:t>, Catalano MG</w:t>
       </w:r>
       <w:r>
+        <w:rPr>
+          <w:rFonts w:ascii="Times New Roman" w:hAnsi="Times New Roman" w:cs="Times New Roman"/>
+          <w:color w:val="000000" w:themeColor="text1"/>
+        </w:rPr>
         <w:t>.</w:t>
       </w:r>
       <w:r>
+        <w:rPr>
+          <w:rFonts w:ascii="Times New Roman" w:hAnsi="Times New Roman" w:cs="Times New Roman"/>
+          <w:color w:val="000000" w:themeColor="text1"/>
+        </w:rPr>
         <w:t>, Bicchi A</w:t>
       </w:r>
       <w:r>
+        <w:rPr>
+          <w:rFonts w:ascii="Times New Roman" w:hAnsi="Times New Roman" w:cs="Times New Roman"/>
+          <w:color w:val="000000" w:themeColor="text1"/>
+        </w:rPr>
         <w:t>.</w:t>
       </w:r>
       <w:r>
+        <w:rPr>
+          <w:rFonts w:ascii="Times New Roman" w:hAnsi="Times New Roman" w:cs="Times New Roman"/>
+          <w:color w:val="000000" w:themeColor="text1"/>
+        </w:rPr>
         <w:t xml:space="preserve"> (2019)</w:t>
       </w:r>
       <w:r>
+        <w:rPr>
+          <w:rFonts w:ascii="Times New Roman" w:hAnsi="Times New Roman" w:cs="Times New Roman"/>
+          <w:color w:val="000000" w:themeColor="text1"/>
+        </w:rPr>
         <w:t>.</w:t>
       </w:r>
       <w:r>
+        <w:rPr>
+          <w:rFonts w:ascii="Times New Roman" w:hAnsi="Times New Roman" w:cs="Times New Roman"/>
+          <w:color w:val="000000" w:themeColor="text1"/>
+        </w:rPr>
         <w:t xml:space="preserve"> A century of robotic hands. Annual Review of Control, Robotics, and Autonomous Systems 2(1):1–32</w:t>
       </w:r>
       <w:r>
+        <w:rPr>
+          <w:rFonts w:ascii="Times New Roman" w:hAnsi="Times New Roman" w:cs="Times New Roman"/>
+          <w:color w:val="000000" w:themeColor="text1"/>
+        </w:rPr>
         <w:t>.</w:t>
       </w:r>
       <w:r>
+        <w:rPr>
+          <w:rFonts w:ascii="Times New Roman" w:hAnsi="Times New Roman" w:cs="Times New Roman"/>
+          <w:color w:val="000000" w:themeColor="text1"/>
+        </w:rPr>
         <w:t xml:space="preserve"> </w:t>
       </w:r>
-      <w:hyperlink r:id="rId25" w:history="1">
+      <w:hyperlink r:id="rId26" w:history="1">
         <w:r>
           <w:rPr>
             <w:rStyle w:val="Hyperlink"/>
+            <w:rFonts w:ascii="Times New Roman" w:hAnsi="Times New Roman" w:cs="Times New Roman"/>
+            <w:color w:val="000000" w:themeColor="text1"/>
           </w:rPr>
           <w:t>Link</w:t>
         </w:r>
       </w:hyperlink>
       <w:r>
+        <w:rPr>
+          <w:rFonts w:ascii="Times New Roman" w:hAnsi="Times New Roman" w:cs="Times New Roman"/>
+          <w:color w:val="000000" w:themeColor="text1"/>
+        </w:rPr>
         <w:t>, (data accesării: 04.03.2026)</w:t>
       </w:r>
       <w:bookmarkEnd w:id="53"/>
       <w:r>
+        <w:rPr>
+          <w:rFonts w:ascii="Times New Roman" w:hAnsi="Times New Roman" w:cs="Times New Roman"/>
+          <w:color w:val="000000" w:themeColor="text1"/>
+        </w:rPr>
         <w:t>.</w:t>
       </w:r>
     </w:p>
@@ -21411,54 +22029,112 @@
         </w:numPr>
         <w:spacing w:after="0" w:line="312" w:lineRule="auto"/>
         <w:ind w:right="0"/>
+        <w:rPr>
+          <w:rFonts w:ascii="Times New Roman" w:hAnsi="Times New Roman" w:cs="Times New Roman"/>
+          <w:color w:val="000000" w:themeColor="text1"/>
+        </w:rPr>
       </w:pPr>
       <w:bookmarkStart w:id="54" w:name="_Ref223427381"/>
       <w:r>
+        <w:rPr>
+          <w:rFonts w:ascii="Times New Roman" w:hAnsi="Times New Roman" w:cs="Times New Roman"/>
+          <w:color w:val="000000" w:themeColor="text1"/>
+        </w:rPr>
         <w:t>Lovchik C</w:t>
       </w:r>
       <w:r>
+        <w:rPr>
+          <w:rFonts w:ascii="Times New Roman" w:hAnsi="Times New Roman" w:cs="Times New Roman"/>
+          <w:color w:val="000000" w:themeColor="text1"/>
+        </w:rPr>
         <w:t>.</w:t>
       </w:r>
       <w:r>
+        <w:rPr>
+          <w:rFonts w:ascii="Times New Roman" w:hAnsi="Times New Roman" w:cs="Times New Roman"/>
+          <w:color w:val="000000" w:themeColor="text1"/>
+        </w:rPr>
         <w:t>, Aldridge H</w:t>
       </w:r>
       <w:r>
+        <w:rPr>
+          <w:rFonts w:ascii="Times New Roman" w:hAnsi="Times New Roman" w:cs="Times New Roman"/>
+          <w:color w:val="000000" w:themeColor="text1"/>
+        </w:rPr>
         <w:t>.</w:t>
       </w:r>
       <w:r>
+        <w:rPr>
+          <w:rFonts w:ascii="Times New Roman" w:hAnsi="Times New Roman" w:cs="Times New Roman"/>
+          <w:color w:val="000000" w:themeColor="text1"/>
+        </w:rPr>
         <w:t>, Diftler M</w:t>
       </w:r>
       <w:r>
+        <w:rPr>
+          <w:rFonts w:ascii="Times New Roman" w:hAnsi="Times New Roman" w:cs="Times New Roman"/>
+          <w:color w:val="000000" w:themeColor="text1"/>
+        </w:rPr>
         <w:t>.</w:t>
       </w:r>
       <w:r>
+        <w:rPr>
+          <w:rFonts w:ascii="Times New Roman" w:hAnsi="Times New Roman" w:cs="Times New Roman"/>
+          <w:color w:val="000000" w:themeColor="text1"/>
+        </w:rPr>
         <w:t xml:space="preserve"> (1999)</w:t>
       </w:r>
       <w:r>
+        <w:rPr>
+          <w:rFonts w:ascii="Times New Roman" w:hAnsi="Times New Roman" w:cs="Times New Roman"/>
+          <w:color w:val="000000" w:themeColor="text1"/>
+        </w:rPr>
         <w:t>.</w:t>
       </w:r>
       <w:r>
+        <w:rPr>
+          <w:rFonts w:ascii="Times New Roman" w:hAnsi="Times New Roman" w:cs="Times New Roman"/>
+          <w:color w:val="000000" w:themeColor="text1"/>
+        </w:rPr>
         <w:t xml:space="preserve"> Design of the NASA robonaut hand. ASME Dynamics and Control Division 42:813–830</w:t>
       </w:r>
       <w:r>
+        <w:rPr>
+          <w:rFonts w:ascii="Times New Roman" w:hAnsi="Times New Roman" w:cs="Times New Roman"/>
+          <w:color w:val="000000" w:themeColor="text1"/>
+        </w:rPr>
         <w:t>.</w:t>
       </w:r>
       <w:r>
+        <w:rPr>
+          <w:rFonts w:ascii="Times New Roman" w:hAnsi="Times New Roman" w:cs="Times New Roman"/>
+          <w:color w:val="000000" w:themeColor="text1"/>
+        </w:rPr>
         <w:t xml:space="preserve"> </w:t>
       </w:r>
-      <w:hyperlink r:id="rId26" w:history="1">
+      <w:hyperlink r:id="rId27" w:history="1">
         <w:r>
           <w:rPr>
             <w:rStyle w:val="Hyperlink"/>
+            <w:rFonts w:ascii="Times New Roman" w:hAnsi="Times New Roman" w:cs="Times New Roman"/>
+            <w:color w:val="000000" w:themeColor="text1"/>
           </w:rPr>
           <w:t>Link</w:t>
         </w:r>
       </w:hyperlink>
       <w:r>
+        <w:rPr>
+          <w:rFonts w:ascii="Times New Roman" w:hAnsi="Times New Roman" w:cs="Times New Roman"/>
+          <w:color w:val="000000" w:themeColor="text1"/>
+        </w:rPr>
         <w:t>, (data accesării: 05.03.2026)</w:t>
       </w:r>
       <w:bookmarkEnd w:id="54"/>
       <w:r>
+        <w:rPr>
+          <w:rFonts w:ascii="Times New Roman" w:hAnsi="Times New Roman" w:cs="Times New Roman"/>
+          <w:color w:val="000000" w:themeColor="text1"/>
+        </w:rPr>
         <w:t>.</w:t>
       </w:r>
     </w:p>
@@ -21470,39 +22146,137 @@
         </w:numPr>
         <w:spacing w:after="0" w:line="312" w:lineRule="auto"/>
         <w:ind w:right="0"/>
+        <w:rPr>
+          <w:rFonts w:ascii="Times New Roman" w:hAnsi="Times New Roman" w:cs="Times New Roman"/>
+          <w:color w:val="000000" w:themeColor="text1"/>
+        </w:rPr>
       </w:pPr>
       <w:bookmarkStart w:id="55" w:name="_Ref224027911"/>
       <w:r>
+        <w:rPr>
+          <w:rFonts w:ascii="Times New Roman" w:hAnsi="Times New Roman" w:cs="Times New Roman"/>
+          <w:color w:val="000000" w:themeColor="text1"/>
+        </w:rPr>
         <w:t>Servo</w:t>
       </w:r>
       <w:r>
+        <w:rPr>
+          <w:rFonts w:ascii="Times New Roman" w:hAnsi="Times New Roman" w:cs="Times New Roman"/>
+          <w:color w:val="000000" w:themeColor="text1"/>
+        </w:rPr>
         <w:t xml:space="preserve"> M</w:t>
       </w:r>
       <w:r>
+        <w:rPr>
+          <w:rFonts w:ascii="Times New Roman" w:hAnsi="Times New Roman" w:cs="Times New Roman"/>
+          <w:color w:val="000000" w:themeColor="text1"/>
+        </w:rPr>
         <w:t xml:space="preserve">otor MG996R Datasheet, </w:t>
       </w:r>
-      <w:r>
-        <w:fldChar w:fldCharType="begin"/>
-      </w:r>
-      <w:r>
-        <w:instrText>HYPERLINK "https://components101.com/motors/mg996r-servo-motor-datasheet"</w:instrText>
-      </w:r>
-      <w:r>
-        <w:fldChar w:fldCharType="separate"/>
-      </w:r>
-      <w:r>
-        <w:rPr>
-          <w:rStyle w:val="Hyperlink"/>
-        </w:rPr>
-        <w:t>MG996R Servo Motor Datasheet, Wiring Diagram &amp; Features</w:t>
-      </w:r>
-      <w:r>
-        <w:fldChar w:fldCharType="end"/>
-      </w:r>
-      <w:r>
+      <w:hyperlink r:id="rId28" w:history="1">
+        <w:r>
+          <w:rPr>
+            <w:rStyle w:val="Hyperlink"/>
+            <w:rFonts w:ascii="Times New Roman" w:hAnsi="Times New Roman" w:cs="Times New Roman"/>
+            <w:color w:val="000000" w:themeColor="text1"/>
+          </w:rPr>
+          <w:t xml:space="preserve">MG996R </w:t>
+        </w:r>
+        <w:proofErr w:type="spellStart"/>
+        <w:r>
+          <w:rPr>
+            <w:rStyle w:val="Hyperlink"/>
+            <w:rFonts w:ascii="Times New Roman" w:hAnsi="Times New Roman" w:cs="Times New Roman"/>
+            <w:color w:val="000000" w:themeColor="text1"/>
+          </w:rPr>
+          <w:t>Servo</w:t>
+        </w:r>
+        <w:proofErr w:type="spellEnd"/>
+        <w:r>
+          <w:rPr>
+            <w:rStyle w:val="Hyperlink"/>
+            <w:rFonts w:ascii="Times New Roman" w:hAnsi="Times New Roman" w:cs="Times New Roman"/>
+            <w:color w:val="000000" w:themeColor="text1"/>
+          </w:rPr>
+          <w:t xml:space="preserve"> Motor </w:t>
+        </w:r>
+        <w:proofErr w:type="spellStart"/>
+        <w:r>
+          <w:rPr>
+            <w:rStyle w:val="Hyperlink"/>
+            <w:rFonts w:ascii="Times New Roman" w:hAnsi="Times New Roman" w:cs="Times New Roman"/>
+            <w:color w:val="000000" w:themeColor="text1"/>
+          </w:rPr>
+          <w:t>Datasheet</w:t>
+        </w:r>
+        <w:proofErr w:type="spellEnd"/>
+        <w:r>
+          <w:rPr>
+            <w:rStyle w:val="Hyperlink"/>
+            <w:rFonts w:ascii="Times New Roman" w:hAnsi="Times New Roman" w:cs="Times New Roman"/>
+            <w:color w:val="000000" w:themeColor="text1"/>
+          </w:rPr>
+          <w:t xml:space="preserve">, </w:t>
+        </w:r>
+        <w:proofErr w:type="spellStart"/>
+        <w:r>
+          <w:rPr>
+            <w:rStyle w:val="Hyperlink"/>
+            <w:rFonts w:ascii="Times New Roman" w:hAnsi="Times New Roman" w:cs="Times New Roman"/>
+            <w:color w:val="000000" w:themeColor="text1"/>
+          </w:rPr>
+          <w:t>Wiring</w:t>
+        </w:r>
+        <w:proofErr w:type="spellEnd"/>
+        <w:r>
+          <w:rPr>
+            <w:rStyle w:val="Hyperlink"/>
+            <w:rFonts w:ascii="Times New Roman" w:hAnsi="Times New Roman" w:cs="Times New Roman"/>
+            <w:color w:val="000000" w:themeColor="text1"/>
+          </w:rPr>
+          <w:t xml:space="preserve"> </w:t>
+        </w:r>
+        <w:proofErr w:type="spellStart"/>
+        <w:r>
+          <w:rPr>
+            <w:rStyle w:val="Hyperlink"/>
+            <w:rFonts w:ascii="Times New Roman" w:hAnsi="Times New Roman" w:cs="Times New Roman"/>
+            <w:color w:val="000000" w:themeColor="text1"/>
+          </w:rPr>
+          <w:t>Diagram</w:t>
+        </w:r>
+        <w:proofErr w:type="spellEnd"/>
+        <w:r>
+          <w:rPr>
+            <w:rStyle w:val="Hyperlink"/>
+            <w:rFonts w:ascii="Times New Roman" w:hAnsi="Times New Roman" w:cs="Times New Roman"/>
+            <w:color w:val="000000" w:themeColor="text1"/>
+          </w:rPr>
+          <w:t xml:space="preserve"> &amp; </w:t>
+        </w:r>
+        <w:proofErr w:type="spellStart"/>
+        <w:r>
+          <w:rPr>
+            <w:rStyle w:val="Hyperlink"/>
+            <w:rFonts w:ascii="Times New Roman" w:hAnsi="Times New Roman" w:cs="Times New Roman"/>
+            <w:color w:val="000000" w:themeColor="text1"/>
+          </w:rPr>
+          <w:t>Features</w:t>
+        </w:r>
+        <w:proofErr w:type="spellEnd"/>
+      </w:hyperlink>
+      <w:r>
+        <w:rPr>
+          <w:rFonts w:ascii="Times New Roman" w:hAnsi="Times New Roman" w:cs="Times New Roman"/>
+          <w:color w:val="000000" w:themeColor="text1"/>
+        </w:rPr>
         <w:t xml:space="preserve"> (data accesării: 10.03.2026)</w:t>
       </w:r>
       <w:r>
+        <w:rPr>
+          <w:rFonts w:ascii="Times New Roman" w:hAnsi="Times New Roman" w:cs="Times New Roman"/>
+          <w:color w:val="000000" w:themeColor="text1"/>
+        </w:rPr>
         <w:t>.</w:t>
       </w:r>
       <w:bookmarkEnd w:id="55"/>
@@ -21515,31 +22289,61 @@
         </w:numPr>
         <w:spacing w:after="0" w:line="312" w:lineRule="auto"/>
         <w:ind w:right="0"/>
-      </w:pPr>
-      <w:r>
+        <w:rPr>
+          <w:rFonts w:ascii="Times New Roman" w:hAnsi="Times New Roman" w:cs="Times New Roman"/>
+          <w:color w:val="000000" w:themeColor="text1"/>
+        </w:rPr>
+      </w:pPr>
+      <w:r>
+        <w:rPr>
+          <w:rFonts w:ascii="Times New Roman" w:hAnsi="Times New Roman" w:cs="Times New Roman"/>
+          <w:color w:val="000000" w:themeColor="text1"/>
+        </w:rPr>
         <w:t>Metal Gear Micro Servo Motor MG90S Datasheet</w:t>
       </w:r>
       <w:r>
+        <w:rPr>
+          <w:rFonts w:ascii="Times New Roman" w:hAnsi="Times New Roman" w:cs="Times New Roman"/>
+          <w:color w:val="000000" w:themeColor="text1"/>
+        </w:rPr>
         <w:t xml:space="preserve">, </w:t>
       </w:r>
-      <w:hyperlink r:id="rId27" w:history="1">
+      <w:hyperlink r:id="rId29" w:history="1">
         <w:r>
           <w:rPr>
             <w:rStyle w:val="Hyperlink"/>
+            <w:rFonts w:ascii="Times New Roman" w:hAnsi="Times New Roman" w:cs="Times New Roman"/>
+            <w:color w:val="000000" w:themeColor="text1"/>
           </w:rPr>
           <w:t>Link</w:t>
         </w:r>
       </w:hyperlink>
       <w:r>
+        <w:rPr>
+          <w:rFonts w:ascii="Times New Roman" w:hAnsi="Times New Roman" w:cs="Times New Roman"/>
+          <w:color w:val="000000" w:themeColor="text1"/>
+        </w:rPr>
         <w:t xml:space="preserve"> (</w:t>
       </w:r>
       <w:r>
+        <w:rPr>
+          <w:rFonts w:ascii="Times New Roman" w:hAnsi="Times New Roman" w:cs="Times New Roman"/>
+          <w:color w:val="000000" w:themeColor="text1"/>
+        </w:rPr>
         <w:t>data accesării: 18.05.2026</w:t>
       </w:r>
       <w:r>
+        <w:rPr>
+          <w:rFonts w:ascii="Times New Roman" w:hAnsi="Times New Roman" w:cs="Times New Roman"/>
+          <w:color w:val="000000" w:themeColor="text1"/>
+        </w:rPr>
         <w:t>)</w:t>
       </w:r>
       <w:r>
+        <w:rPr>
+          <w:rFonts w:ascii="Times New Roman" w:hAnsi="Times New Roman" w:cs="Times New Roman"/>
+          <w:color w:val="000000" w:themeColor="text1"/>
+        </w:rPr>
         <w:t>.</w:t>
       </w:r>
     </w:p>
@@ -21551,34 +22355,68 @@
         </w:numPr>
         <w:spacing w:after="0" w:line="312" w:lineRule="auto"/>
         <w:ind w:right="0"/>
-      </w:pPr>
-      <w:r>
+        <w:rPr>
+          <w:rFonts w:ascii="Times New Roman" w:hAnsi="Times New Roman" w:cs="Times New Roman"/>
+          <w:color w:val="000000" w:themeColor="text1"/>
+        </w:rPr>
+      </w:pPr>
+      <w:r>
+        <w:rPr>
+          <w:rFonts w:ascii="Times New Roman" w:hAnsi="Times New Roman" w:cs="Times New Roman"/>
+          <w:color w:val="000000" w:themeColor="text1"/>
+        </w:rPr>
         <w:t xml:space="preserve">Robotic </w:t>
       </w:r>
       <w:r>
+        <w:rPr>
+          <w:rFonts w:ascii="Times New Roman" w:hAnsi="Times New Roman" w:cs="Times New Roman"/>
+          <w:color w:val="000000" w:themeColor="text1"/>
+        </w:rPr>
         <w:t>Hand 3D</w:t>
       </w:r>
       <w:r>
+        <w:rPr>
+          <w:rFonts w:ascii="Times New Roman" w:hAnsi="Times New Roman" w:cs="Times New Roman"/>
+          <w:color w:val="000000" w:themeColor="text1"/>
+        </w:rPr>
         <w:t>,</w:t>
       </w:r>
       <w:r>
+        <w:rPr>
+          <w:rFonts w:ascii="Times New Roman" w:hAnsi="Times New Roman" w:cs="Times New Roman"/>
+          <w:color w:val="000000" w:themeColor="text1"/>
+        </w:rPr>
         <w:t xml:space="preserve"> </w:t>
       </w:r>
-      <w:hyperlink r:id="rId28" w:history="1">
+      <w:hyperlink r:id="rId30" w:history="1">
         <w:r>
           <w:rPr>
             <w:rStyle w:val="Hyperlink"/>
+            <w:rFonts w:ascii="Times New Roman" w:hAnsi="Times New Roman" w:cs="Times New Roman"/>
+            <w:color w:val="000000" w:themeColor="text1"/>
           </w:rPr>
           <w:t>Designed by Ryan Gross</w:t>
         </w:r>
       </w:hyperlink>
       <w:r>
+        <w:rPr>
+          <w:rFonts w:ascii="Times New Roman" w:hAnsi="Times New Roman" w:cs="Times New Roman"/>
+          <w:color w:val="000000" w:themeColor="text1"/>
+        </w:rPr>
         <w:t xml:space="preserve"> (data accesării: </w:t>
       </w:r>
       <w:r>
+        <w:rPr>
+          <w:rFonts w:ascii="Times New Roman" w:hAnsi="Times New Roman" w:cs="Times New Roman"/>
+          <w:color w:val="000000" w:themeColor="text1"/>
+        </w:rPr>
         <w:t>22</w:t>
       </w:r>
       <w:r>
+        <w:rPr>
+          <w:rFonts w:ascii="Times New Roman" w:hAnsi="Times New Roman" w:cs="Times New Roman"/>
+          <w:color w:val="000000" w:themeColor="text1"/>
+        </w:rPr>
         <w:t>.05.2026).</w:t>
       </w:r>
     </w:p>
@@ -21666,7 +22504,7 @@
         <w:spacing w:before="0" w:after="0" w:line="312" w:lineRule="auto"/>
         <w:ind w:left="-5"/>
       </w:pPr>
-      <w:bookmarkStart w:id="56" w:name="_Toc232764842"/>
+      <w:bookmarkStart w:id="56" w:name="_Toc233103638"/>
       <w:r>
         <w:rPr>
           <w:rFonts w:ascii="Times New Roman" w:hAnsi="Times New Roman" w:cs="Times New Roman"/>
@@ -21694,7 +22532,7 @@
           <w:szCs w:val="28"/>
         </w:rPr>
       </w:pPr>
-      <w:bookmarkStart w:id="57" w:name="_Toc232764843"/>
+      <w:bookmarkStart w:id="57" w:name="_Toc233103639"/>
       <w:r>
         <w:rPr>
           <w:rFonts w:ascii="Times New Roman" w:hAnsi="Times New Roman" w:cs="Times New Roman"/>
@@ -23084,9 +23922,20 @@
           <w:szCs w:val="18"/>
           <w:lang w:val="en-US"/>
         </w:rPr>
-        <w:t>] = {&amp;</w:t>
+        <w:t xml:space="preserve">] </w:t>
+      </w:r>
+      <w:proofErr w:type="gramStart"/>
+      <w:r>
+        <w:rPr>
+          <w:rFonts w:ascii="Microsoft Sans Serif" w:hAnsi="Microsoft Sans Serif" w:cs="Microsoft Sans Serif"/>
+          <w:sz w:val="18"/>
+          <w:szCs w:val="18"/>
+          <w:lang w:val="en-US"/>
+        </w:rPr>
+        <w:t>= {&amp;</w:t>
       </w:r>
       <w:proofErr w:type="spellStart"/>
+      <w:proofErr w:type="gramEnd"/>
       <w:r>
         <w:rPr>
           <w:rFonts w:ascii="Microsoft Sans Serif" w:hAnsi="Microsoft Sans Serif" w:cs="Microsoft Sans Serif"/>
@@ -23174,7 +24023,17 @@
           <w:szCs w:val="18"/>
           <w:lang w:val="en-US"/>
         </w:rPr>
-        <w:t>servo_little</w:t>
+        <w:t>servo_</w:t>
+      </w:r>
+      <w:proofErr w:type="gramStart"/>
+      <w:r>
+        <w:rPr>
+          <w:rFonts w:ascii="Microsoft Sans Serif" w:hAnsi="Microsoft Sans Serif" w:cs="Microsoft Sans Serif"/>
+          <w:sz w:val="18"/>
+          <w:szCs w:val="18"/>
+          <w:lang w:val="en-US"/>
+        </w:rPr>
+        <w:t>little</w:t>
       </w:r>
       <w:proofErr w:type="spellEnd"/>
       <w:r>
@@ -23186,6 +24045,7 @@
         </w:rPr>
         <w:t>};</w:t>
       </w:r>
+      <w:proofErr w:type="gramEnd"/>
     </w:p>
     <w:p>
       <w:pPr>
@@ -24049,9 +24909,20 @@
           <w:szCs w:val="18"/>
           <w:lang w:val="en-US"/>
         </w:rPr>
-        <w:t>] = {&amp;</w:t>
+        <w:t xml:space="preserve">] </w:t>
+      </w:r>
+      <w:proofErr w:type="gramStart"/>
+      <w:r>
+        <w:rPr>
+          <w:rFonts w:ascii="Microsoft Sans Serif" w:hAnsi="Microsoft Sans Serif" w:cs="Microsoft Sans Serif"/>
+          <w:sz w:val="18"/>
+          <w:szCs w:val="18"/>
+          <w:lang w:val="en-US"/>
+        </w:rPr>
+        <w:t>= {&amp;</w:t>
       </w:r>
       <w:proofErr w:type="spellStart"/>
+      <w:proofErr w:type="gramEnd"/>
       <w:r>
         <w:rPr>
           <w:rFonts w:ascii="Microsoft Sans Serif" w:hAnsi="Microsoft Sans Serif" w:cs="Microsoft Sans Serif"/>
@@ -24139,7 +25010,17 @@
           <w:szCs w:val="18"/>
           <w:lang w:val="en-US"/>
         </w:rPr>
-        <w:t>servo_little</w:t>
+        <w:t>servo_</w:t>
+      </w:r>
+      <w:proofErr w:type="gramStart"/>
+      <w:r>
+        <w:rPr>
+          <w:rFonts w:ascii="Microsoft Sans Serif" w:hAnsi="Microsoft Sans Serif" w:cs="Microsoft Sans Serif"/>
+          <w:sz w:val="18"/>
+          <w:szCs w:val="18"/>
+          <w:lang w:val="en-US"/>
+        </w:rPr>
+        <w:t>little</w:t>
       </w:r>
       <w:proofErr w:type="spellEnd"/>
       <w:r>
@@ -24151,6 +25032,7 @@
         </w:rPr>
         <w:t>};</w:t>
       </w:r>
+      <w:proofErr w:type="gramEnd"/>
     </w:p>
     <w:p>
       <w:pPr>
@@ -35106,7 +35988,7 @@
           <w:szCs w:val="28"/>
         </w:rPr>
       </w:pPr>
-      <w:bookmarkStart w:id="58" w:name="_Toc232764844"/>
+      <w:bookmarkStart w:id="58" w:name="_Toc233103640"/>
       <w:r>
         <w:rPr>
           <w:rFonts w:ascii="Times New Roman" w:hAnsi="Times New Roman" w:cs="Times New Roman"/>
@@ -36106,7 +36988,7 @@
           <w:szCs w:val="18"/>
           <w:lang w:val="en-US"/>
         </w:rPr>
-        <w:t>char[</w:t>
+        <w:t>char[32])</w:t>
       </w:r>
       <w:proofErr w:type="gramEnd"/>
       <w:r>
@@ -36116,7 +36998,7 @@
           <w:szCs w:val="18"/>
           <w:lang w:val="en-US"/>
         </w:rPr>
-        <w:t>32]));</w:t>
+        <w:t>);</w:t>
       </w:r>
     </w:p>
     <w:p>
@@ -38374,27 +39256,7 @@
           <w:szCs w:val="18"/>
           <w:lang w:val="en-US"/>
         </w:rPr>
-        <w:t xml:space="preserve"> Queue copies bytes in memory, </w:t>
-      </w:r>
-      <w:proofErr w:type="spellStart"/>
-      <w:r>
-        <w:rPr>
-          <w:rFonts w:ascii="Microsoft Sans Serif" w:hAnsi="Microsoft Sans Serif" w:cs="Microsoft Sans Serif"/>
-          <w:sz w:val="18"/>
-          <w:szCs w:val="18"/>
-          <w:lang w:val="en-US"/>
-        </w:rPr>
-        <w:t>can not</w:t>
-      </w:r>
-      <w:proofErr w:type="spellEnd"/>
-      <w:r>
-        <w:rPr>
-          <w:rFonts w:ascii="Microsoft Sans Serif" w:hAnsi="Microsoft Sans Serif" w:cs="Microsoft Sans Serif"/>
-          <w:sz w:val="18"/>
-          <w:szCs w:val="18"/>
-          <w:lang w:val="en-US"/>
-        </w:rPr>
-        <w:t xml:space="preserve"> copy C++ objects (String)</w:t>
+        <w:t xml:space="preserve"> Queue copies bytes in memory, can not copy C++ objects (String)</w:t>
       </w:r>
     </w:p>
     <w:p>
@@ -38651,14 +39513,25 @@
           <w:lang w:val="en-US"/>
         </w:rPr>
       </w:pPr>
-      <w:r>
-        <w:rPr>
-          <w:rFonts w:ascii="Microsoft Sans Serif" w:hAnsi="Microsoft Sans Serif" w:cs="Microsoft Sans Serif"/>
-          <w:sz w:val="18"/>
-          <w:szCs w:val="18"/>
-          <w:lang w:val="en-US"/>
-        </w:rPr>
-        <w:t xml:space="preserve">extern </w:t>
+      <w:proofErr w:type="gramStart"/>
+      <w:r>
+        <w:rPr>
+          <w:rFonts w:ascii="Microsoft Sans Serif" w:hAnsi="Microsoft Sans Serif" w:cs="Microsoft Sans Serif"/>
+          <w:sz w:val="18"/>
+          <w:szCs w:val="18"/>
+          <w:lang w:val="en-US"/>
+        </w:rPr>
+        <w:t>extern</w:t>
+      </w:r>
+      <w:proofErr w:type="gramEnd"/>
+      <w:r>
+        <w:rPr>
+          <w:rFonts w:ascii="Microsoft Sans Serif" w:hAnsi="Microsoft Sans Serif" w:cs="Microsoft Sans Serif"/>
+          <w:sz w:val="18"/>
+          <w:szCs w:val="18"/>
+          <w:lang w:val="en-US"/>
+        </w:rPr>
+        <w:t xml:space="preserve"> </w:t>
       </w:r>
       <w:proofErr w:type="spellStart"/>
       <w:r>
@@ -39328,8 +40201,8 @@
       </w:pPr>
     </w:p>
     <w:sectPr>
-      <w:headerReference w:type="default" r:id="rId29"/>
-      <w:footerReference w:type="default" r:id="rId30"/>
+      <w:headerReference w:type="default" r:id="rId31"/>
+      <w:footerReference w:type="default" r:id="rId32"/>
       <w:pgSz w:w="11906" w:h="16838" w:code="9"/>
       <w:pgMar w:top="1152" w:right="1152" w:bottom="1152" w:left="1440" w:header="43" w:footer="720" w:gutter="0"/>
       <w:pgNumType w:start="1"/>
@@ -39394,41 +40267,41 @@
       <w:jc w:val="center"/>
       <w:rPr>
         <w:rFonts w:ascii="Arial" w:eastAsia="Arial" w:hAnsi="Arial" w:cs="Arial"/>
-        <w:color w:val="244061"/>
+        <w:color w:val="000000" w:themeColor="text1"/>
       </w:rPr>
     </w:pPr>
     <w:r>
       <w:rPr>
         <w:rFonts w:ascii="Arial" w:eastAsia="Arial" w:hAnsi="Arial" w:cs="Arial"/>
-        <w:color w:val="244061"/>
+        <w:color w:val="000000" w:themeColor="text1"/>
       </w:rPr>
       <w:fldChar w:fldCharType="begin"/>
     </w:r>
     <w:r>
       <w:rPr>
         <w:rFonts w:ascii="Arial" w:eastAsia="Arial" w:hAnsi="Arial" w:cs="Arial"/>
-        <w:color w:val="244061"/>
+        <w:color w:val="000000" w:themeColor="text1"/>
       </w:rPr>
       <w:instrText xml:space="preserve"> PAGE   \* MERGEFORMAT </w:instrText>
     </w:r>
     <w:r>
       <w:rPr>
         <w:rFonts w:ascii="Arial" w:eastAsia="Arial" w:hAnsi="Arial" w:cs="Arial"/>
-        <w:color w:val="244061"/>
+        <w:color w:val="000000" w:themeColor="text1"/>
       </w:rPr>
       <w:fldChar w:fldCharType="separate"/>
     </w:r>
     <w:r>
       <w:rPr>
         <w:rFonts w:ascii="Arial" w:eastAsia="Arial" w:hAnsi="Arial" w:cs="Arial"/>
-        <w:color w:val="244061"/>
+        <w:color w:val="000000" w:themeColor="text1"/>
       </w:rPr>
       <w:t>1</w:t>
     </w:r>
     <w:r>
       <w:rPr>
         <w:rFonts w:ascii="Arial" w:eastAsia="Arial" w:hAnsi="Arial" w:cs="Arial"/>
-        <w:color w:val="244061"/>
+        <w:color w:val="000000" w:themeColor="text1"/>
       </w:rPr>
       <w:fldChar w:fldCharType="end"/>
     </w:r>
@@ -41497,7 +42370,7 @@
     <w:link w:val="Heading1Char"/>
     <w:uiPriority w:val="9"/>
     <w:qFormat/>
-    <w:rsid w:val="00B545FC"/>
+    <w:rsid w:val="008209EF"/>
     <w:pPr>
       <w:keepNext/>
       <w:keepLines/>
@@ -41508,7 +42381,7 @@
     </w:pPr>
     <w:rPr>
       <w:rFonts w:asciiTheme="majorHAnsi" w:eastAsiaTheme="majorEastAsia" w:hAnsiTheme="majorHAnsi" w:cstheme="majorBidi"/>
-      <w:color w:val="0F4761" w:themeColor="accent1" w:themeShade="BF"/>
+      <w:color w:val="000000" w:themeColor="text1"/>
       <w:sz w:val="40"/>
       <w:szCs w:val="40"/>
     </w:rPr>
@@ -41521,7 +42394,7 @@
     <w:uiPriority w:val="9"/>
     <w:unhideWhenUsed/>
     <w:qFormat/>
-    <w:rsid w:val="00B545FC"/>
+    <w:rsid w:val="008209EF"/>
     <w:pPr>
       <w:keepNext/>
       <w:keepLines/>
@@ -41532,7 +42405,7 @@
     </w:pPr>
     <w:rPr>
       <w:rFonts w:asciiTheme="majorHAnsi" w:eastAsiaTheme="majorEastAsia" w:hAnsiTheme="majorHAnsi" w:cstheme="majorBidi"/>
-      <w:color w:val="0F4761" w:themeColor="accent1" w:themeShade="BF"/>
+      <w:color w:val="000000" w:themeColor="text1"/>
       <w:sz w:val="32"/>
       <w:szCs w:val="32"/>
     </w:rPr>
@@ -41545,7 +42418,7 @@
     <w:uiPriority w:val="9"/>
     <w:unhideWhenUsed/>
     <w:qFormat/>
-    <w:rsid w:val="00B545FC"/>
+    <w:rsid w:val="008209EF"/>
     <w:pPr>
       <w:keepNext/>
       <w:keepLines/>
@@ -41556,7 +42429,7 @@
     </w:pPr>
     <w:rPr>
       <w:rFonts w:asciiTheme="minorHAnsi" w:eastAsiaTheme="majorEastAsia" w:hAnsiTheme="minorHAnsi" w:cstheme="majorBidi"/>
-      <w:color w:val="0F4761" w:themeColor="accent1" w:themeShade="BF"/>
+      <w:color w:val="000000" w:themeColor="text1"/>
       <w:sz w:val="28"/>
       <w:szCs w:val="28"/>
     </w:rPr>
@@ -41570,7 +42443,7 @@
     <w:semiHidden/>
     <w:unhideWhenUsed/>
     <w:qFormat/>
-    <w:rsid w:val="00B545FC"/>
+    <w:rsid w:val="008209EF"/>
     <w:pPr>
       <w:keepNext/>
       <w:keepLines/>
@@ -41583,7 +42456,7 @@
       <w:rFonts w:asciiTheme="minorHAnsi" w:eastAsiaTheme="majorEastAsia" w:hAnsiTheme="minorHAnsi" w:cstheme="majorBidi"/>
       <w:i/>
       <w:iCs/>
-      <w:color w:val="0F4761" w:themeColor="accent1" w:themeShade="BF"/>
+      <w:color w:val="000000" w:themeColor="text1"/>
       <w:sz w:val="24"/>
     </w:rPr>
   </w:style>
@@ -41714,6 +42587,7 @@
   <w:style w:type="character" w:default="1" w:styleId="DefaultParagraphFont">
     <w:name w:val="Default Paragraph Font"/>
     <w:uiPriority w:val="1"/>
+    <w:semiHidden/>
     <w:unhideWhenUsed/>
   </w:style>
   <w:style w:type="table" w:default="1" w:styleId="TableNormal">
@@ -41741,12 +42615,14 @@
     <w:name w:val="Heading 1 Char"/>
     <w:basedOn w:val="DefaultParagraphFont"/>
     <w:link w:val="Heading1"/>
-    <w:rsid w:val="00B545FC"/>
+    <w:uiPriority w:val="9"/>
+    <w:rsid w:val="008209EF"/>
     <w:rPr>
       <w:rFonts w:asciiTheme="majorHAnsi" w:eastAsiaTheme="majorEastAsia" w:hAnsiTheme="majorHAnsi" w:cstheme="majorBidi"/>
-      <w:color w:val="0F4761" w:themeColor="accent1" w:themeShade="BF"/>
+      <w:color w:val="000000" w:themeColor="text1"/>
       <w:sz w:val="40"/>
       <w:szCs w:val="40"/>
+      <w:lang w:val="ro-RO"/>
     </w:rPr>
   </w:style>
   <w:style w:type="character" w:customStyle="1" w:styleId="Heading2Char">
@@ -41754,12 +42630,13 @@
     <w:basedOn w:val="DefaultParagraphFont"/>
     <w:link w:val="Heading2"/>
     <w:uiPriority w:val="9"/>
-    <w:rsid w:val="00B545FC"/>
+    <w:rsid w:val="008209EF"/>
     <w:rPr>
       <w:rFonts w:asciiTheme="majorHAnsi" w:eastAsiaTheme="majorEastAsia" w:hAnsiTheme="majorHAnsi" w:cstheme="majorBidi"/>
-      <w:color w:val="0F4761" w:themeColor="accent1" w:themeShade="BF"/>
+      <w:color w:val="000000" w:themeColor="text1"/>
       <w:sz w:val="32"/>
       <w:szCs w:val="32"/>
+      <w:lang w:val="ro-RO"/>
     </w:rPr>
   </w:style>
   <w:style w:type="character" w:customStyle="1" w:styleId="Heading3Char">
@@ -41767,12 +42644,13 @@
     <w:basedOn w:val="DefaultParagraphFont"/>
     <w:link w:val="Heading3"/>
     <w:uiPriority w:val="9"/>
-    <w:rsid w:val="00B545FC"/>
+    <w:rsid w:val="008209EF"/>
     <w:rPr>
       <w:rFonts w:eastAsiaTheme="majorEastAsia" w:cstheme="majorBidi"/>
-      <w:color w:val="0F4761" w:themeColor="accent1" w:themeShade="BF"/>
+      <w:color w:val="000000" w:themeColor="text1"/>
       <w:sz w:val="28"/>
       <w:szCs w:val="28"/>
+      <w:lang w:val="ro-RO"/>
     </w:rPr>
   </w:style>
   <w:style w:type="character" w:customStyle="1" w:styleId="Heading4Char">
@@ -41781,12 +42659,13 @@
     <w:link w:val="Heading4"/>
     <w:uiPriority w:val="9"/>
     <w:semiHidden/>
-    <w:rsid w:val="00B545FC"/>
+    <w:rsid w:val="008209EF"/>
     <w:rPr>
       <w:rFonts w:eastAsiaTheme="majorEastAsia" w:cstheme="majorBidi"/>
       <w:i/>
       <w:iCs/>
-      <w:color w:val="0F4761" w:themeColor="accent1" w:themeShade="BF"/>
+      <w:color w:val="000000" w:themeColor="text1"/>
+      <w:lang w:val="ro-RO"/>
     </w:rPr>
   </w:style>
   <w:style w:type="character" w:customStyle="1" w:styleId="Heading5Char">
